--- a/MAURO_POMAGUALLI_ACTIVIDAD1.docx
+++ b/MAURO_POMAGUALLI_ACTIVIDAD1.docx
@@ -276,13 +276,7 @@
         <w:rPr>
           <w:rFonts w:ascii="Arial" w:hAnsi="Arial" w:cs="Arial"/>
         </w:rPr>
-        <w:t xml:space="preserve"> </w:t>
-      </w:r>
-      <w:r>
-        <w:rPr>
-          <w:rFonts w:ascii="Arial" w:hAnsi="Arial" w:cs="Arial"/>
-        </w:rPr>
-        <w:t>Jorge Arun Zambrano Cedeño, Mg.</w:t>
+        <w:t xml:space="preserve"> Jorge Arun Zambrano Cedeño, Mg.</w:t>
       </w:r>
     </w:p>
     <w:tbl>
@@ -604,15 +598,7 @@
           <w:b/>
           <w:bCs/>
         </w:rPr>
-        <w:t xml:space="preserve"> </w:t>
-      </w:r>
-      <w:r>
-        <w:rPr>
-          <w:rFonts w:ascii="Arial" w:hAnsi="Arial" w:cs="Arial"/>
-          <w:b/>
-          <w:bCs/>
-        </w:rPr>
-        <w:t>Sistema de Gestión de Incidentes (</w:t>
+        <w:t xml:space="preserve"> Sistema de Gestión de Incidentes (</w:t>
       </w:r>
       <w:proofErr w:type="spellStart"/>
       <w:r>
@@ -1050,16 +1036,7 @@
           <w:bCs/>
           <w:lang w:eastAsia="es-EC"/>
         </w:rPr>
-        <w:t>1</w:t>
-      </w:r>
-      <w:r>
-        <w:rPr>
-          <w:rFonts w:ascii="Arial" w:hAnsi="Arial" w:cs="Arial"/>
-          <w:b/>
-          <w:bCs/>
-          <w:lang w:eastAsia="es-EC"/>
-        </w:rPr>
-        <w:t>: Estudio de Caso - Sistema de Gestión de Incidentes (</w:t>
+        <w:t>1: Estudio de Caso - Sistema de Gestión de Incidentes (</w:t>
       </w:r>
       <w:proofErr w:type="spellStart"/>
       <w:r>
@@ -1191,16 +1168,7 @@
           <w:bCs/>
           <w:lang w:eastAsia="es-EC"/>
         </w:rPr>
-        <w:t>Identificación de Actores Principales</w:t>
-      </w:r>
-      <w:r>
-        <w:rPr>
-          <w:rFonts w:ascii="Arial" w:hAnsi="Arial" w:cs="Arial"/>
-          <w:b/>
-          <w:bCs/>
-          <w:lang w:eastAsia="es-EC"/>
-        </w:rPr>
-        <w:t>.</w:t>
+        <w:t>Identificación de Actores Principales.</w:t>
       </w:r>
     </w:p>
     <w:p>
@@ -1525,16 +1493,7 @@
           <w:bCs/>
           <w:lang w:eastAsia="es-EC"/>
         </w:rPr>
-        <w:t>(RF)</w:t>
-      </w:r>
-      <w:r>
-        <w:rPr>
-          <w:rFonts w:ascii="Arial" w:hAnsi="Arial" w:cs="Arial"/>
-          <w:b/>
-          <w:bCs/>
-          <w:lang w:eastAsia="es-EC"/>
-        </w:rPr>
-        <w:t>.</w:t>
+        <w:t>(RF).</w:t>
       </w:r>
     </w:p>
     <w:p>
@@ -2019,6 +1978,7 @@
           <w:rFonts w:ascii="Arial" w:hAnsi="Arial" w:cs="Arial"/>
           <w:b/>
           <w:bCs/>
+          <w:noProof/>
           <w:lang w:eastAsia="es-EC"/>
         </w:rPr>
         <w:lastRenderedPageBreak/>
@@ -2159,28 +2119,7 @@
           <w:rFonts w:ascii="Arial" w:hAnsi="Arial" w:cs="Arial"/>
           <w:lang w:eastAsia="es-EC"/>
         </w:rPr>
-        <w:t>Para modelar específicamente cómo el personal técnico</w:t>
-      </w:r>
-      <w:r>
-        <w:rPr>
-          <w:rFonts w:ascii="Arial" w:hAnsi="Arial" w:cs="Arial"/>
-          <w:lang w:eastAsia="es-EC"/>
-        </w:rPr>
-        <w:t xml:space="preserve"> </w:t>
-      </w:r>
-      <w:r>
-        <w:rPr>
-          <w:rFonts w:ascii="Arial" w:hAnsi="Arial" w:cs="Arial"/>
-          <w:lang w:eastAsia="es-EC"/>
-        </w:rPr>
-        <w:t>interactúa de manera directa con los componentes físicos y lógicos de la infraestructura del Data Center, necesitamos un diagrama enfocado en la administración operativa y no en el usuario común</w:t>
-      </w:r>
-      <w:r>
-        <w:rPr>
-          <w:rFonts w:ascii="Arial" w:hAnsi="Arial" w:cs="Arial"/>
-          <w:lang w:eastAsia="es-EC"/>
-        </w:rPr>
-        <w:t>.</w:t>
+        <w:t>Para modelar específicamente cómo el personal técnico interactúa de manera directa con los componentes físicos y lógicos de la infraestructura del Data Center, necesitamos un diagrama enfocado en la administración operativa y no en el usuario común.</w:t>
       </w:r>
     </w:p>
     <w:p>
@@ -2297,6 +2236,7 @@
       <w:r>
         <w:rPr>
           <w:rFonts w:ascii="Arial" w:hAnsi="Arial" w:cs="Arial"/>
+          <w:noProof/>
           <w:lang w:eastAsia="es-EC"/>
         </w:rPr>
         <w:lastRenderedPageBreak/>
@@ -3997,6 +3937,84 @@
           <w:lang w:eastAsia="es-EC"/>
         </w:rPr>
       </w:pPr>
+    </w:p>
+    <w:p>
+      <w:pPr>
+        <w:pStyle w:val="Sinespaciado"/>
+        <w:numPr>
+          <w:ilvl w:val="0"/>
+          <w:numId w:val="22"/>
+        </w:numPr>
+        <w:spacing w:line="360" w:lineRule="auto"/>
+        <w:jc w:val="both"/>
+        <w:rPr>
+          <w:rFonts w:ascii="Arial" w:hAnsi="Arial" w:cs="Arial"/>
+          <w:b/>
+          <w:bCs/>
+          <w:lang w:eastAsia="es-EC"/>
+        </w:rPr>
+      </w:pPr>
+      <w:r>
+        <w:drawing>
+          <wp:anchor distT="0" distB="0" distL="114300" distR="114300" simplePos="0" relativeHeight="251670528" behindDoc="0" locked="0" layoutInCell="1" allowOverlap="1" wp14:anchorId="554096E7" wp14:editId="55E8C330">
+            <wp:simplePos x="0" y="0"/>
+            <wp:positionH relativeFrom="column">
+              <wp:posOffset>-635</wp:posOffset>
+            </wp:positionH>
+            <wp:positionV relativeFrom="paragraph">
+              <wp:posOffset>398780</wp:posOffset>
+            </wp:positionV>
+            <wp:extent cx="5398770" cy="1466850"/>
+            <wp:effectExtent l="0" t="0" r="0" b="0"/>
+            <wp:wrapSquare wrapText="bothSides"/>
+            <wp:docPr id="4" name="Imagen 4"/>
+            <wp:cNvGraphicFramePr>
+              <a:graphicFrameLocks xmlns:a="http://schemas.openxmlformats.org/drawingml/2006/main" noChangeAspect="1"/>
+            </wp:cNvGraphicFramePr>
+            <a:graphic xmlns:a="http://schemas.openxmlformats.org/drawingml/2006/main">
+              <a:graphicData uri="http://schemas.openxmlformats.org/drawingml/2006/picture">
+                <pic:pic xmlns:pic="http://schemas.openxmlformats.org/drawingml/2006/picture">
+                  <pic:nvPicPr>
+                    <pic:cNvPr id="1" name=""/>
+                    <pic:cNvPicPr/>
+                  </pic:nvPicPr>
+                  <pic:blipFill rotWithShape="1">
+                    <a:blip r:embed="rId17">
+                      <a:extLst>
+                        <a:ext uri="{28A0092B-C50C-407E-A947-70E740481C1C}">
+                          <a14:useLocalDpi xmlns:a14="http://schemas.microsoft.com/office/drawing/2010/main" val="0"/>
+                        </a:ext>
+                      </a:extLst>
+                    </a:blip>
+                    <a:srcRect b="53230"/>
+                    <a:stretch/>
+                  </pic:blipFill>
+                  <pic:spPr bwMode="auto">
+                    <a:xfrm>
+                      <a:off x="0" y="0"/>
+                      <a:ext cx="5398770" cy="1466850"/>
+                    </a:xfrm>
+                    <a:prstGeom prst="rect">
+                      <a:avLst/>
+                    </a:prstGeom>
+                    <a:ln>
+                      <a:noFill/>
+                    </a:ln>
+                    <a:extLst>
+                      <a:ext uri="{53640926-AAD7-44D8-BBD7-CCE9431645EC}">
+                        <a14:shadowObscured xmlns:a14="http://schemas.microsoft.com/office/drawing/2010/main"/>
+                      </a:ext>
+                    </a:extLst>
+                  </pic:spPr>
+                </pic:pic>
+              </a:graphicData>
+            </a:graphic>
+            <wp14:sizeRelV relativeFrom="margin">
+              <wp14:pctHeight>0</wp14:pctHeight>
+            </wp14:sizeRelV>
+          </wp:anchor>
+        </w:drawing>
+      </w:r>
       <w:r>
         <w:rPr>
           <w:rFonts w:ascii="Arial" w:hAnsi="Arial" w:cs="Arial"/>
@@ -4005,6 +4023,199 @@
           <w:lang w:eastAsia="es-EC"/>
         </w:rPr>
         <w:t>EVIDENCIAS</w:t>
+      </w:r>
+    </w:p>
+    <w:p/>
+    <w:p>
+      <w:r>
+        <w:drawing>
+          <wp:anchor distT="0" distB="0" distL="114300" distR="114300" simplePos="0" relativeHeight="251672576" behindDoc="0" locked="0" layoutInCell="1" allowOverlap="1" wp14:anchorId="3B27FD22" wp14:editId="532A4C38">
+            <wp:simplePos x="0" y="0"/>
+            <wp:positionH relativeFrom="margin">
+              <wp:align>left</wp:align>
+            </wp:positionH>
+            <wp:positionV relativeFrom="paragraph">
+              <wp:posOffset>297815</wp:posOffset>
+            </wp:positionV>
+            <wp:extent cx="5400040" cy="2413000"/>
+            <wp:effectExtent l="0" t="0" r="0" b="6350"/>
+            <wp:wrapSquare wrapText="bothSides"/>
+            <wp:docPr id="7" name="Imagen 7"/>
+            <wp:cNvGraphicFramePr>
+              <a:graphicFrameLocks xmlns:a="http://schemas.openxmlformats.org/drawingml/2006/main" noChangeAspect="1"/>
+            </wp:cNvGraphicFramePr>
+            <a:graphic xmlns:a="http://schemas.openxmlformats.org/drawingml/2006/main">
+              <a:graphicData uri="http://schemas.openxmlformats.org/drawingml/2006/picture">
+                <pic:pic xmlns:pic="http://schemas.openxmlformats.org/drawingml/2006/picture">
+                  <pic:nvPicPr>
+                    <pic:cNvPr id="1" name=""/>
+                    <pic:cNvPicPr/>
+                  </pic:nvPicPr>
+                  <pic:blipFill rotWithShape="1">
+                    <a:blip r:embed="rId18">
+                      <a:extLst>
+                        <a:ext uri="{28A0092B-C50C-407E-A947-70E740481C1C}">
+                          <a14:useLocalDpi xmlns:a14="http://schemas.microsoft.com/office/drawing/2010/main" val="0"/>
+                        </a:ext>
+                      </a:extLst>
+                    </a:blip>
+                    <a:srcRect b="22099"/>
+                    <a:stretch/>
+                  </pic:blipFill>
+                  <pic:spPr bwMode="auto">
+                    <a:xfrm>
+                      <a:off x="0" y="0"/>
+                      <a:ext cx="5400040" cy="2413000"/>
+                    </a:xfrm>
+                    <a:prstGeom prst="rect">
+                      <a:avLst/>
+                    </a:prstGeom>
+                    <a:ln>
+                      <a:noFill/>
+                    </a:ln>
+                    <a:extLst>
+                      <a:ext uri="{53640926-AAD7-44D8-BBD7-CCE9431645EC}">
+                        <a14:shadowObscured xmlns:a14="http://schemas.microsoft.com/office/drawing/2010/main"/>
+                      </a:ext>
+                    </a:extLst>
+                  </pic:spPr>
+                </pic:pic>
+              </a:graphicData>
+            </a:graphic>
+            <wp14:sizeRelV relativeFrom="margin">
+              <wp14:pctHeight>0</wp14:pctHeight>
+            </wp14:sizeRelV>
+          </wp:anchor>
+        </w:drawing>
+      </w:r>
+      <w:r>
+        <w:t>REALIZAMOS EL PRIMER COMMIT</w:t>
+      </w:r>
+    </w:p>
+    <w:p>
+      <w:pPr>
+        <w:rPr>
+          <w:b/>
+          <w:bCs/>
+        </w:rPr>
+      </w:pPr>
+      <w:r>
+        <w:rPr>
+          <w:rFonts w:ascii="Arial" w:hAnsi="Arial" w:cs="Arial"/>
+          <w:b/>
+          <w:bCs/>
+          <w:lang w:eastAsia="es-EC"/>
+        </w:rPr>
+        <w:br w:type="page"/>
+      </w:r>
+      <w:r>
+        <w:rPr>
+          <w:b/>
+          <w:bCs/>
+        </w:rPr>
+        <w:lastRenderedPageBreak/>
+        <w:t>CREAMOS EL REPOSITORIO EN GITHUB</w:t>
+      </w:r>
+    </w:p>
+    <w:p>
+      <w:pPr>
+        <w:rPr>
+          <w:b/>
+          <w:bCs/>
+        </w:rPr>
+      </w:pPr>
+      <w:r>
+        <w:drawing>
+          <wp:inline distT="0" distB="0" distL="0" distR="0" wp14:anchorId="4EC58D9B" wp14:editId="41C0D0F9">
+            <wp:extent cx="5400040" cy="2310097"/>
+            <wp:effectExtent l="0" t="0" r="0" b="0"/>
+            <wp:docPr id="8" name="Imagen 8"/>
+            <wp:cNvGraphicFramePr>
+              <a:graphicFrameLocks xmlns:a="http://schemas.openxmlformats.org/drawingml/2006/main" noChangeAspect="1"/>
+            </wp:cNvGraphicFramePr>
+            <a:graphic xmlns:a="http://schemas.openxmlformats.org/drawingml/2006/main">
+              <a:graphicData uri="http://schemas.openxmlformats.org/drawingml/2006/picture">
+                <pic:pic xmlns:pic="http://schemas.openxmlformats.org/drawingml/2006/picture">
+                  <pic:nvPicPr>
+                    <pic:cNvPr id="1" name=""/>
+                    <pic:cNvPicPr/>
+                  </pic:nvPicPr>
+                  <pic:blipFill>
+                    <a:blip r:embed="rId19"/>
+                    <a:stretch>
+                      <a:fillRect/>
+                    </a:stretch>
+                  </pic:blipFill>
+                  <pic:spPr>
+                    <a:xfrm>
+                      <a:off x="0" y="0"/>
+                      <a:ext cx="5400040" cy="2310097"/>
+                    </a:xfrm>
+                    <a:prstGeom prst="rect">
+                      <a:avLst/>
+                    </a:prstGeom>
+                  </pic:spPr>
+                </pic:pic>
+              </a:graphicData>
+            </a:graphic>
+          </wp:inline>
+        </w:drawing>
+      </w:r>
+    </w:p>
+    <w:p>
+      <w:r>
+        <w:t>SE AÑADE UN DISPOSITIVO REMOTO, CRACI</w:t>
+      </w:r>
+      <w:r>
+        <w:t>Ó</w:t>
+      </w:r>
+      <w:r>
+        <w:t>N DE UNA RAMA MAIN, Y REALIZAMOS EL PRIMER PUSH.</w:t>
+      </w:r>
+    </w:p>
+    <w:p>
+      <w:pPr>
+        <w:rPr>
+          <w:b/>
+          <w:bCs/>
+        </w:rPr>
+      </w:pPr>
+      <w:r>
+        <w:drawing>
+          <wp:inline distT="0" distB="0" distL="0" distR="0" wp14:anchorId="037C272D" wp14:editId="7635AC12">
+            <wp:extent cx="5400040" cy="2397260"/>
+            <wp:effectExtent l="0" t="0" r="0" b="3175"/>
+            <wp:docPr id="9" name="Imagen 9"/>
+            <wp:cNvGraphicFramePr>
+              <a:graphicFrameLocks xmlns:a="http://schemas.openxmlformats.org/drawingml/2006/main" noChangeAspect="1"/>
+            </wp:cNvGraphicFramePr>
+            <a:graphic xmlns:a="http://schemas.openxmlformats.org/drawingml/2006/main">
+              <a:graphicData uri="http://schemas.openxmlformats.org/drawingml/2006/picture">
+                <pic:pic xmlns:pic="http://schemas.openxmlformats.org/drawingml/2006/picture">
+                  <pic:nvPicPr>
+                    <pic:cNvPr id="1" name=""/>
+                    <pic:cNvPicPr/>
+                  </pic:nvPicPr>
+                  <pic:blipFill>
+                    <a:blip r:embed="rId20"/>
+                    <a:stretch>
+                      <a:fillRect/>
+                    </a:stretch>
+                  </pic:blipFill>
+                  <pic:spPr>
+                    <a:xfrm>
+                      <a:off x="0" y="0"/>
+                      <a:ext cx="5400040" cy="2397260"/>
+                    </a:xfrm>
+                    <a:prstGeom prst="rect">
+                      <a:avLst/>
+                    </a:prstGeom>
+                  </pic:spPr>
+                </pic:pic>
+              </a:graphicData>
+            </a:graphic>
+          </wp:inline>
+        </w:drawing>
       </w:r>
     </w:p>
     <w:p>
@@ -4027,35 +4238,6 @@
           <w:lang w:eastAsia="es-EC"/>
         </w:rPr>
       </w:pPr>
-      <w:r>
-        <w:rPr>
-          <w:rFonts w:ascii="Arial" w:hAnsi="Arial" w:cs="Arial"/>
-          <w:b/>
-          <w:bCs/>
-          <w:i/>
-          <w:iCs/>
-          <w:lang w:eastAsia="es-EC"/>
-        </w:rPr>
-        <w:t>(</w:t>
-      </w:r>
-      <w:r>
-        <w:rPr>
-          <w:rFonts w:ascii="Arial" w:eastAsia="Arial" w:hAnsi="Arial" w:cs="Arial"/>
-          <w:i/>
-          <w:iCs/>
-          <w:color w:val="000000"/>
-        </w:rPr>
-        <w:t>Código de la ejecución de los ejercicios, enlace drive donde se encuentren los mismos y Capturas de pantalla claras y relevantes, donde evidencie el proceso realizado).</w:t>
-      </w:r>
-      <w:r>
-        <w:rPr>
-          <w:rFonts w:ascii="Arial" w:hAnsi="Arial" w:cs="Arial"/>
-          <w:b/>
-          <w:bCs/>
-          <w:lang w:eastAsia="es-EC"/>
-        </w:rPr>
-        <w:br w:type="page"/>
-      </w:r>
     </w:p>
     <w:p>
       <w:pPr>
@@ -4076,7 +4258,6 @@
           <w:bCs/>
           <w:lang w:eastAsia="es-EC"/>
         </w:rPr>
-        <w:lastRenderedPageBreak/>
         <w:t>Bibliografía</w:t>
       </w:r>
     </w:p>
@@ -4110,7 +4291,7 @@
       </w:r>
     </w:p>
     <w:sectPr>
-      <w:headerReference w:type="first" r:id="rId17"/>
+      <w:headerReference w:type="first" r:id="rId21"/>
       <w:pgSz w:w="11906" w:h="16838"/>
       <w:pgMar w:top="1417" w:right="1701" w:bottom="1417" w:left="1701" w:header="708" w:footer="708" w:gutter="0"/>
       <w:pgNumType w:start="1"/>
@@ -4986,7 +5167,7 @@
         <v:path o:extrusionok="f" gradientshapeok="t" o:connecttype="rect"/>
         <o:lock v:ext="edit" aspectratio="t"/>
       </v:shapetype>
-      <v:shape id="_x0000_i1619" type="#_x0000_t75" style="width:11.5pt;height:11.5pt" o:bullet="t">
+      <v:shape id="_x0000_i1045" type="#_x0000_t75" style="width:11.5pt;height:11.5pt" o:bullet="t">
         <v:imagedata r:id="rId1" o:title="mso3E28"/>
       </v:shape>
     </w:pict>
@@ -9184,6 +9365,7 @@
     <w:lsdException w:name="HTML Sample" w:semiHidden="1" w:unhideWhenUsed="1"/>
     <w:lsdException w:name="HTML Typewriter" w:semiHidden="1" w:unhideWhenUsed="1"/>
     <w:lsdException w:name="HTML Variable" w:semiHidden="1" w:unhideWhenUsed="1"/>
+    <w:lsdException w:name="Normal Table" w:semiHidden="1" w:unhideWhenUsed="1"/>
     <w:lsdException w:name="annotation subject" w:semiHidden="1" w:unhideWhenUsed="1"/>
     <w:lsdException w:name="No List" w:semiHidden="1" w:unhideWhenUsed="1"/>
     <w:lsdException w:name="Outline List 1" w:semiHidden="1" w:unhideWhenUsed="1"/>
@@ -9230,8 +9412,10 @@
     <w:lsdException w:name="Table Subtle 2" w:semiHidden="1" w:unhideWhenUsed="1"/>
     <w:lsdException w:name="Table Web 1" w:semiHidden="1" w:unhideWhenUsed="1"/>
     <w:lsdException w:name="Table Web 2" w:semiHidden="1" w:unhideWhenUsed="1"/>
+    <w:lsdException w:name="Table Web 3" w:semiHidden="1" w:unhideWhenUsed="1"/>
     <w:lsdException w:name="Balloon Text" w:semiHidden="1" w:unhideWhenUsed="1"/>
     <w:lsdException w:name="Table Grid" w:uiPriority="39"/>
+    <w:lsdException w:name="Table Theme" w:semiHidden="1" w:unhideWhenUsed="1"/>
     <w:lsdException w:name="Placeholder Text" w:semiHidden="1"/>
     <w:lsdException w:name="No Spacing" w:uiPriority="1" w:qFormat="1"/>
     <w:lsdException w:name="Light Shading" w:uiPriority="60"/>

--- a/MAURO_POMAGUALLI_ACTIVIDAD1.docx
+++ b/MAURO_POMAGUALLI_ACTIVIDAD1.docx
@@ -1254,6 +1254,10 @@
       <w:pPr>
         <w:pStyle w:val="Prrafodelista"/>
         <w:widowControl w:val="0"/>
+        <w:numPr>
+          <w:ilvl w:val="0"/>
+          <w:numId w:val="35"/>
+        </w:numPr>
         <w:pBdr>
           <w:top w:val="nil"/>
           <w:left w:val="nil"/>
@@ -1262,7 +1266,6 @@
           <w:between w:val="nil"/>
         </w:pBdr>
         <w:spacing w:after="0" w:line="276" w:lineRule="auto"/>
-        <w:ind w:left="792"/>
         <w:jc w:val="both"/>
         <w:rPr>
           <w:rFonts w:ascii="Arial" w:hAnsi="Arial" w:cs="Arial"/>
@@ -1272,9 +1275,18 @@
       <w:r>
         <w:rPr>
           <w:rFonts w:ascii="Arial" w:hAnsi="Arial" w:cs="Arial"/>
-          <w:lang w:eastAsia="es-EC"/>
-        </w:rPr>
-        <w:t>Usuario Final: Personal o cliente interno que opera o depende de los servidores y detecta anomalías en el servicio. Genera la solicitud inicial de asistencia.</w:t>
+          <w:b/>
+          <w:bCs/>
+          <w:lang w:eastAsia="es-EC"/>
+        </w:rPr>
+        <w:t>Usuario Final:</w:t>
+      </w:r>
+      <w:r>
+        <w:rPr>
+          <w:rFonts w:ascii="Arial" w:hAnsi="Arial" w:cs="Arial"/>
+          <w:lang w:eastAsia="es-EC"/>
+        </w:rPr>
+        <w:t xml:space="preserve"> Personal o cliente interno que opera o depende de los servidores y detecta anomalías en el servicio. Genera la solicitud inicial de asistencia.</w:t>
       </w:r>
     </w:p>
     <w:p>
@@ -1289,24 +1301,55 @@
           <w:between w:val="nil"/>
         </w:pBdr>
         <w:spacing w:after="0" w:line="276" w:lineRule="auto"/>
-        <w:ind w:left="792"/>
+        <w:ind w:left="1512"/>
         <w:jc w:val="both"/>
         <w:rPr>
           <w:rFonts w:ascii="Arial" w:hAnsi="Arial" w:cs="Arial"/>
           <w:lang w:eastAsia="es-EC"/>
         </w:rPr>
       </w:pPr>
-      <w:r>
-        <w:rPr>
-          <w:rFonts w:ascii="Arial" w:hAnsi="Arial" w:cs="Arial"/>
-          <w:lang w:eastAsia="es-EC"/>
-        </w:rPr>
-        <w:t>Técnico de Soporte: Especialista de TI encargado de recibir los incidentes asignados, diagnosticar la causa raíz física o lógica, ejecutar las acciones correctivas y actualizar el estado de resolución.</w:t>
-      </w:r>
     </w:p>
     <w:p>
       <w:pPr>
         <w:pStyle w:val="Prrafodelista"/>
+        <w:widowControl w:val="0"/>
+        <w:numPr>
+          <w:ilvl w:val="0"/>
+          <w:numId w:val="35"/>
+        </w:numPr>
+        <w:pBdr>
+          <w:top w:val="nil"/>
+          <w:left w:val="nil"/>
+          <w:bottom w:val="nil"/>
+          <w:right w:val="nil"/>
+          <w:between w:val="nil"/>
+        </w:pBdr>
+        <w:spacing w:after="0" w:line="276" w:lineRule="auto"/>
+        <w:jc w:val="both"/>
+        <w:rPr>
+          <w:rFonts w:ascii="Arial" w:hAnsi="Arial" w:cs="Arial"/>
+          <w:lang w:eastAsia="es-EC"/>
+        </w:rPr>
+      </w:pPr>
+      <w:r>
+        <w:rPr>
+          <w:rFonts w:ascii="Arial" w:hAnsi="Arial" w:cs="Arial"/>
+          <w:b/>
+          <w:bCs/>
+          <w:lang w:eastAsia="es-EC"/>
+        </w:rPr>
+        <w:t>Técnico de Soporte:</w:t>
+      </w:r>
+      <w:r>
+        <w:rPr>
+          <w:rFonts w:ascii="Arial" w:hAnsi="Arial" w:cs="Arial"/>
+          <w:lang w:eastAsia="es-EC"/>
+        </w:rPr>
+        <w:t xml:space="preserve"> Especialista de TI encargado de recibir los incidentes asignados, diagnosticar la causa raíz física o lógica, ejecutar las acciones correctivas y actualizar el estado de resolución.</w:t>
+      </w:r>
+    </w:p>
+    <w:p>
+      <w:pPr>
         <w:widowControl w:val="0"/>
         <w:pBdr>
           <w:top w:val="nil"/>
@@ -1316,29 +1359,58 @@
           <w:between w:val="nil"/>
         </w:pBdr>
         <w:spacing w:after="0" w:line="276" w:lineRule="auto"/>
-        <w:ind w:left="792"/>
         <w:jc w:val="both"/>
         <w:rPr>
           <w:rFonts w:ascii="Arial" w:hAnsi="Arial" w:cs="Arial"/>
           <w:lang w:eastAsia="es-EC"/>
         </w:rPr>
       </w:pPr>
-      <w:r>
-        <w:rPr>
-          <w:rFonts w:ascii="Arial" w:hAnsi="Arial" w:cs="Arial"/>
-          <w:lang w:eastAsia="es-EC"/>
-        </w:rPr>
-        <w:t xml:space="preserve">Administrador de Sistemas: </w:t>
-      </w:r>
-      <w:proofErr w:type="gramStart"/>
-      <w:r>
-        <w:rPr>
-          <w:rFonts w:ascii="Arial" w:hAnsi="Arial" w:cs="Arial"/>
-          <w:lang w:eastAsia="es-EC"/>
-        </w:rPr>
-        <w:t>Responsable</w:t>
-      </w:r>
-      <w:proofErr w:type="gramEnd"/>
+    </w:p>
+    <w:p>
+      <w:pPr>
+        <w:pStyle w:val="Prrafodelista"/>
+        <w:widowControl w:val="0"/>
+        <w:numPr>
+          <w:ilvl w:val="0"/>
+          <w:numId w:val="35"/>
+        </w:numPr>
+        <w:pBdr>
+          <w:top w:val="nil"/>
+          <w:left w:val="nil"/>
+          <w:bottom w:val="nil"/>
+          <w:right w:val="nil"/>
+          <w:between w:val="nil"/>
+        </w:pBdr>
+        <w:spacing w:after="0" w:line="276" w:lineRule="auto"/>
+        <w:jc w:val="both"/>
+        <w:rPr>
+          <w:rFonts w:ascii="Arial" w:hAnsi="Arial" w:cs="Arial"/>
+          <w:lang w:eastAsia="es-EC"/>
+        </w:rPr>
+      </w:pPr>
+      <w:r>
+        <w:rPr>
+          <w:rFonts w:ascii="Arial" w:hAnsi="Arial" w:cs="Arial"/>
+          <w:b/>
+          <w:bCs/>
+          <w:lang w:eastAsia="es-EC"/>
+        </w:rPr>
+        <w:t>Administrador de Sistemas:</w:t>
+      </w:r>
+      <w:r>
+        <w:rPr>
+          <w:rFonts w:ascii="Arial" w:hAnsi="Arial" w:cs="Arial"/>
+          <w:lang w:eastAsia="es-EC"/>
+        </w:rPr>
+        <w:t xml:space="preserve"> </w:t>
+      </w:r>
+      <w:r>
+        <w:rPr>
+          <w:rFonts w:ascii="Arial" w:hAnsi="Arial" w:cs="Arial"/>
+          <w:lang w:eastAsia="es-EC"/>
+        </w:rPr>
+        <w:t>responsable</w:t>
+      </w:r>
       <w:r>
         <w:rPr>
           <w:rFonts w:ascii="Arial" w:hAnsi="Arial" w:cs="Arial"/>
@@ -1484,16 +1556,16 @@
           <w:bCs/>
           <w:lang w:eastAsia="es-EC"/>
         </w:rPr>
-        <w:t xml:space="preserve">Requerimientos Funcionales </w:t>
-      </w:r>
-      <w:r>
-        <w:rPr>
-          <w:rFonts w:ascii="Arial" w:hAnsi="Arial" w:cs="Arial"/>
-          <w:b/>
-          <w:bCs/>
-          <w:lang w:eastAsia="es-EC"/>
-        </w:rPr>
-        <w:t>(RF).</w:t>
+        <w:t>Requerimientos Funcionales</w:t>
+      </w:r>
+      <w:r>
+        <w:rPr>
+          <w:rFonts w:ascii="Arial" w:hAnsi="Arial" w:cs="Arial"/>
+          <w:b/>
+          <w:bCs/>
+          <w:lang w:eastAsia="es-EC"/>
+        </w:rPr>
+        <w:t>.</w:t>
       </w:r>
     </w:p>
     <w:p>
@@ -1908,6 +1980,7 @@
           <w:bCs/>
           <w:lang w:eastAsia="es-EC"/>
         </w:rPr>
+        <w:lastRenderedPageBreak/>
         <w:t>Mantenibilidad:</w:t>
       </w:r>
       <w:r>
@@ -1981,7 +2054,6 @@
           <w:noProof/>
           <w:lang w:eastAsia="es-EC"/>
         </w:rPr>
-        <w:lastRenderedPageBreak/>
         <w:drawing>
           <wp:anchor distT="0" distB="0" distL="114300" distR="114300" simplePos="0" relativeHeight="251667456" behindDoc="0" locked="0" layoutInCell="1" allowOverlap="1" wp14:anchorId="34C56B5D" wp14:editId="1251752E">
             <wp:simplePos x="0" y="0"/>
@@ -2068,19 +2140,6 @@
     <w:p>
       <w:pPr>
         <w:pStyle w:val="Sinespaciado"/>
-        <w:spacing w:line="360" w:lineRule="auto"/>
-        <w:jc w:val="both"/>
-        <w:rPr>
-          <w:rFonts w:ascii="Arial" w:hAnsi="Arial" w:cs="Arial"/>
-          <w:b/>
-          <w:bCs/>
-          <w:lang w:eastAsia="es-EC"/>
-        </w:rPr>
-      </w:pPr>
-    </w:p>
-    <w:p>
-      <w:pPr>
-        <w:pStyle w:val="Sinespaciado"/>
         <w:numPr>
           <w:ilvl w:val="0"/>
           <w:numId w:val="22"/>
@@ -2167,6 +2226,17 @@
         </w:rPr>
         <w:t xml:space="preserve"> en tarjetas de red, módulos de memoria (Hardware), enrutamiento (Red) o sistemas operativos (Software).</w:t>
       </w:r>
+    </w:p>
+    <w:p>
+      <w:pPr>
+        <w:spacing w:after="0" w:line="276" w:lineRule="auto"/>
+        <w:ind w:left="720"/>
+        <w:jc w:val="both"/>
+        <w:rPr>
+          <w:rFonts w:ascii="Arial" w:hAnsi="Arial" w:cs="Arial"/>
+          <w:lang w:eastAsia="es-EC"/>
+        </w:rPr>
+      </w:pPr>
     </w:p>
     <w:p>
       <w:pPr>
@@ -2383,7 +2453,14 @@
           <w:rFonts w:ascii="Arial" w:hAnsi="Arial" w:cs="Arial"/>
           <w:lang w:eastAsia="es-EC"/>
         </w:rPr>
-        <w:t xml:space="preserve"> El </w:t>
+        <w:t xml:space="preserve"> </w:t>
+      </w:r>
+      <w:r>
+        <w:rPr>
+          <w:rFonts w:ascii="Arial" w:hAnsi="Arial" w:cs="Arial"/>
+          <w:lang w:eastAsia="es-EC"/>
+        </w:rPr>
+        <w:t xml:space="preserve">El </w:t>
       </w:r>
       <w:proofErr w:type="spellStart"/>
       <w:r>
@@ -2439,7 +2516,7 @@
           <w:rFonts w:ascii="Arial" w:hAnsi="Arial" w:cs="Arial"/>
           <w:lang w:eastAsia="es-EC"/>
         </w:rPr>
-        <w:t>TicketController</w:t>
+        <w:t>ControladorDeTicket</w:t>
       </w:r>
       <w:proofErr w:type="spellEnd"/>
       <w:r>
@@ -2447,7 +2524,7 @@
           <w:rFonts w:ascii="Arial" w:hAnsi="Arial" w:cs="Arial"/>
           <w:lang w:eastAsia="es-EC"/>
         </w:rPr>
-        <w:t xml:space="preserve"> solo maneja el flujo de peticiones. Ninguna clase interfiere en la tarea de otra.</w:t>
+        <w:t xml:space="preserve"> solo maneja el flujo de peticiones. Ninguna clase interfiere en la tarea de otra, garantizando que cada componente tenga una única razón para cambiar (Martin, 2017).</w:t>
       </w:r>
     </w:p>
     <w:p>
@@ -2529,7 +2606,14 @@
           <w:rFonts w:ascii="Arial" w:hAnsi="Arial" w:cs="Arial"/>
           <w:lang w:eastAsia="es-EC"/>
         </w:rPr>
-        <w:t xml:space="preserve"> El sistema está protegido. Si el Data Center añade un nuevo tipo de infraestructura, por ejemplo, "Incidentes de Base de Datos", solo creas la clase </w:t>
+        <w:t xml:space="preserve"> </w:t>
+      </w:r>
+      <w:r>
+        <w:rPr>
+          <w:rFonts w:ascii="Arial" w:hAnsi="Arial" w:cs="Arial"/>
+          <w:lang w:eastAsia="es-EC"/>
+        </w:rPr>
+        <w:t xml:space="preserve">El sistema está protegido ante cambios estructurales. Si el Data Center requiere añadir un nuevo tipo de infraestructura, como "Incidentes de Base de Datos", basta con crear la clase </w:t>
       </w:r>
       <w:proofErr w:type="spellStart"/>
       <w:r>
@@ -2545,12 +2629,22 @@
           <w:rFonts w:ascii="Arial" w:hAnsi="Arial" w:cs="Arial"/>
           <w:lang w:eastAsia="es-EC"/>
         </w:rPr>
-        <w:t xml:space="preserve"> heredando de Ticket y modificas la fábrica. El resto del sistema (el controlador y el motor central) sigue intacto sin peligro de romper el código existente.</w:t>
+        <w:t xml:space="preserve"> heredando de Ticket y actualizar la lógica de la fábrica. Gracias a este principio, el resto del sistema —el controlador y el motor central— permanece intacto, permitiendo la extensión de funcionalidades sin riesgo de alterar el código fuente que ya es estable (Martin, 2017).</w:t>
       </w:r>
     </w:p>
     <w:p>
       <w:pPr>
         <w:pStyle w:val="Prrafodelista"/>
+        <w:rPr>
+          <w:rFonts w:ascii="Arial" w:hAnsi="Arial" w:cs="Arial"/>
+          <w:lang w:eastAsia="es-EC"/>
+        </w:rPr>
+      </w:pPr>
+    </w:p>
+    <w:p>
+      <w:pPr>
+        <w:pStyle w:val="Prrafodelista"/>
+        <w:spacing w:before="480" w:after="480" w:line="240" w:lineRule="auto"/>
         <w:jc w:val="both"/>
         <w:rPr>
           <w:rFonts w:ascii="Arial" w:hAnsi="Arial" w:cs="Arial"/>
@@ -2637,7 +2731,14 @@
           <w:rFonts w:ascii="Arial" w:hAnsi="Arial" w:cs="Arial"/>
           <w:lang w:eastAsia="es-EC"/>
         </w:rPr>
-        <w:t xml:space="preserve"> Las clases derivadas (</w:t>
+        <w:t xml:space="preserve"> </w:t>
+      </w:r>
+      <w:r>
+        <w:rPr>
+          <w:rFonts w:ascii="Arial" w:hAnsi="Arial" w:cs="Arial"/>
+          <w:lang w:eastAsia="es-EC"/>
+        </w:rPr>
+        <w:t>Las clases derivadas (</w:t>
       </w:r>
       <w:proofErr w:type="spellStart"/>
       <w:r>
@@ -2685,7 +2786,7 @@
           <w:rFonts w:ascii="Arial" w:hAnsi="Arial" w:cs="Arial"/>
           <w:lang w:eastAsia="es-EC"/>
         </w:rPr>
-        <w:t xml:space="preserve">) extienden a la clase abstracta Ticket sin alterar su comportamiento base. El </w:t>
+        <w:t xml:space="preserve">) extienden a la clase abstracta Ticket sin alterar su comportamiento base ni la integridad del sistema. Esto permite que el </w:t>
       </w:r>
       <w:proofErr w:type="spellStart"/>
       <w:r>
@@ -2701,7 +2802,7 @@
           <w:rFonts w:ascii="Arial" w:hAnsi="Arial" w:cs="Arial"/>
           <w:lang w:eastAsia="es-EC"/>
         </w:rPr>
-        <w:t xml:space="preserve"> puede almacenar cualquier variante en su lista genérica y procesarla transparentemente.</w:t>
+        <w:t xml:space="preserve"> almacene y procese cualquier variante de incidente dentro de su lista genérica de forma transparente, garantizando que los objetos de las subclases puedan sustituir a los objetos de la clase base sin afectar la exactitud del programa (Martin, 2017).</w:t>
       </w:r>
     </w:p>
     <w:p>
@@ -2782,7 +2883,14 @@
           <w:rFonts w:ascii="Arial" w:hAnsi="Arial" w:cs="Arial"/>
           <w:lang w:eastAsia="es-EC"/>
         </w:rPr>
-        <w:t xml:space="preserve"> La interfaz </w:t>
+        <w:t xml:space="preserve"> </w:t>
+      </w:r>
+      <w:r>
+        <w:rPr>
+          <w:rFonts w:ascii="Arial" w:hAnsi="Arial" w:cs="Arial"/>
+          <w:lang w:eastAsia="es-EC"/>
+        </w:rPr>
+        <w:t xml:space="preserve">La interfaz </w:t>
       </w:r>
       <w:proofErr w:type="spellStart"/>
       <w:r>
@@ -2798,7 +2906,39 @@
           <w:rFonts w:ascii="Arial" w:hAnsi="Arial" w:cs="Arial"/>
           <w:lang w:eastAsia="es-EC"/>
         </w:rPr>
-        <w:t xml:space="preserve"> es limpia y especializada. Solo exige implementar el método </w:t>
+        <w:t xml:space="preserve"> es limpia y especializada, cumpliendo con la premisa de que ninguna clase debe ser forzada a depender de métodos que no utiliza. En el sistema de </w:t>
+      </w:r>
+      <w:proofErr w:type="spellStart"/>
+      <w:r>
+        <w:rPr>
+          <w:rFonts w:ascii="Arial" w:hAnsi="Arial" w:cs="Arial"/>
+          <w:lang w:eastAsia="es-EC"/>
+        </w:rPr>
+        <w:t>Help</w:t>
+      </w:r>
+      <w:proofErr w:type="spellEnd"/>
+      <w:r>
+        <w:rPr>
+          <w:rFonts w:ascii="Arial" w:hAnsi="Arial" w:cs="Arial"/>
+          <w:lang w:eastAsia="es-EC"/>
+        </w:rPr>
+        <w:t xml:space="preserve"> </w:t>
+      </w:r>
+      <w:proofErr w:type="spellStart"/>
+      <w:r>
+        <w:rPr>
+          <w:rFonts w:ascii="Arial" w:hAnsi="Arial" w:cs="Arial"/>
+          <w:lang w:eastAsia="es-EC"/>
+        </w:rPr>
+        <w:t>Desk</w:t>
+      </w:r>
+      <w:proofErr w:type="spellEnd"/>
+      <w:r>
+        <w:rPr>
+          <w:rFonts w:ascii="Arial" w:hAnsi="Arial" w:cs="Arial"/>
+          <w:lang w:eastAsia="es-EC"/>
+        </w:rPr>
+        <w:t xml:space="preserve">, los notificadores solo implementan el método </w:t>
       </w:r>
       <w:proofErr w:type="gramStart"/>
       <w:r>
@@ -2814,7 +2954,15 @@
           <w:rFonts w:ascii="Arial" w:hAnsi="Arial" w:cs="Arial"/>
           <w:lang w:eastAsia="es-EC"/>
         </w:rPr>
-        <w:t>). Los notificadores no se ven obligados a heredar métodos de red o de base de datos que no necesitan.</w:t>
+        <w:t xml:space="preserve">), evitando así que se vean </w:t>
+      </w:r>
+      <w:r>
+        <w:rPr>
+          <w:rFonts w:ascii="Arial" w:hAnsi="Arial" w:cs="Arial"/>
+          <w:lang w:eastAsia="es-EC"/>
+        </w:rPr>
+        <w:lastRenderedPageBreak/>
+        <w:t>obligados a heredar o conocer métodos de bajo nivel relacionados con la red o bases de datos que no corresponden a su función específica (Martin, 2017).</w:t>
       </w:r>
     </w:p>
     <w:p>
@@ -2906,7 +3054,14 @@
           <w:rFonts w:ascii="Arial" w:hAnsi="Arial" w:cs="Arial"/>
           <w:lang w:eastAsia="es-EC"/>
         </w:rPr>
-        <w:t xml:space="preserve"> La clase Ticket no conoce los detalles de cómo se envía una notificación (si es por correo, </w:t>
+        <w:t xml:space="preserve"> </w:t>
+      </w:r>
+      <w:r>
+        <w:rPr>
+          <w:rFonts w:ascii="Arial" w:hAnsi="Arial" w:cs="Arial"/>
+          <w:lang w:eastAsia="es-EC"/>
+        </w:rPr>
+        <w:t xml:space="preserve">La clase Ticket no conoce los detalles de implementación sobre cómo se envía una notificación, ya sea a través de correo electrónico, </w:t>
       </w:r>
       <w:proofErr w:type="spellStart"/>
       <w:r>
@@ -2922,7 +3077,7 @@
           <w:rFonts w:ascii="Arial" w:hAnsi="Arial" w:cs="Arial"/>
           <w:lang w:eastAsia="es-EC"/>
         </w:rPr>
-        <w:t xml:space="preserve"> o consola). Depende directamente de la interfaz abstracta </w:t>
+        <w:t xml:space="preserve"> o consola. Al depender directamente de la interfaz abstracta </w:t>
       </w:r>
       <w:proofErr w:type="spellStart"/>
       <w:r>
@@ -2938,7 +3093,7 @@
           <w:rFonts w:ascii="Arial" w:hAnsi="Arial" w:cs="Arial"/>
           <w:lang w:eastAsia="es-EC"/>
         </w:rPr>
-        <w:t>. Esto desacopla el núcleo del negocio de las herramientas externas.</w:t>
+        <w:t>, el sistema logra desacoplar el núcleo del negocio de las herramientas externas de bajo nivel, asegurando que las políticas de alto nivel no dependan de los detalles, sino de abstracciones (Martin, 2017).</w:t>
       </w:r>
     </w:p>
     <w:p>
@@ -2955,7 +3110,6 @@
         <w:rPr>
           <w:noProof/>
         </w:rPr>
-        <w:lastRenderedPageBreak/>
         <w:drawing>
           <wp:inline distT="0" distB="0" distL="0" distR="0" wp14:anchorId="6B870A02" wp14:editId="0C0F0D04">
             <wp:extent cx="5492750" cy="5372100"/>
@@ -3117,7 +3271,54 @@
           <w:rFonts w:ascii="Arial" w:hAnsi="Arial" w:cs="Arial"/>
           <w:lang w:eastAsia="es-EC"/>
         </w:rPr>
-        <w:t xml:space="preserve"> Centralizar e independizar la creación de objetos complejos o especializados a través de una interfaz común</w:t>
+        <w:t xml:space="preserve"> </w:t>
+      </w:r>
+      <w:r>
+        <w:rPr>
+          <w:rFonts w:ascii="Arial" w:hAnsi="Arial" w:cs="Arial"/>
+          <w:lang w:eastAsia="es-EC"/>
+        </w:rPr>
+        <w:t xml:space="preserve">centralizar e independizar la creación de objetos complejos o especializados a través de una interfaz común. En el sistema de </w:t>
+      </w:r>
+      <w:proofErr w:type="spellStart"/>
+      <w:r>
+        <w:rPr>
+          <w:rFonts w:ascii="Arial" w:hAnsi="Arial" w:cs="Arial"/>
+          <w:lang w:eastAsia="es-EC"/>
+        </w:rPr>
+        <w:t>Help</w:t>
+      </w:r>
+      <w:proofErr w:type="spellEnd"/>
+      <w:r>
+        <w:rPr>
+          <w:rFonts w:ascii="Arial" w:hAnsi="Arial" w:cs="Arial"/>
+          <w:lang w:eastAsia="es-EC"/>
+        </w:rPr>
+        <w:t xml:space="preserve"> </w:t>
+      </w:r>
+      <w:proofErr w:type="spellStart"/>
+      <w:r>
+        <w:rPr>
+          <w:rFonts w:ascii="Arial" w:hAnsi="Arial" w:cs="Arial"/>
+          <w:lang w:eastAsia="es-EC"/>
+        </w:rPr>
+        <w:t>Desk</w:t>
+      </w:r>
+      <w:proofErr w:type="spellEnd"/>
+      <w:r>
+        <w:rPr>
+          <w:rFonts w:ascii="Arial" w:hAnsi="Arial" w:cs="Arial"/>
+          <w:lang w:eastAsia="es-EC"/>
+        </w:rPr>
+        <w:t xml:space="preserve">, permite que el Generador de Tickets instancie incidentes de Red, Hardware </w:t>
+      </w:r>
+      <w:r>
+        <w:rPr>
+          <w:rFonts w:ascii="Arial" w:hAnsi="Arial" w:cs="Arial"/>
+          <w:lang w:eastAsia="es-EC"/>
+        </w:rPr>
+        <w:lastRenderedPageBreak/>
+        <w:t>o Software sin que el cliente necesite conocer las clases concretas, facilitando la extensión del sistema hacia nuevos tipos de infraestructura (Gamma et al., 1994).</w:t>
       </w:r>
     </w:p>
     <w:p>
@@ -3205,23 +3406,7 @@
           <w:rFonts w:ascii="Arial" w:hAnsi="Arial" w:cs="Arial"/>
           <w:lang w:eastAsia="es-EC"/>
         </w:rPr>
-        <w:t xml:space="preserve">. Si en el futuro la infraestructura se </w:t>
-      </w:r>
-      <w:proofErr w:type="gramStart"/>
-      <w:r>
-        <w:rPr>
-          <w:rFonts w:ascii="Arial" w:hAnsi="Arial" w:cs="Arial"/>
-          <w:lang w:eastAsia="es-EC"/>
-        </w:rPr>
-        <w:t>amplía</w:t>
-      </w:r>
-      <w:proofErr w:type="gramEnd"/>
-      <w:r>
-        <w:rPr>
-          <w:rFonts w:ascii="Arial" w:hAnsi="Arial" w:cs="Arial"/>
-          <w:lang w:eastAsia="es-EC"/>
-        </w:rPr>
-        <w:t xml:space="preserve"> por ejemplo, con servicios en la nube, se añade el nuevo tipo de ticket sin modificar el sistema existente.</w:t>
+        <w:t>. Si en el futuro la infraestructura se amplía, se añade el nuevo tipo de ticket sin modificar el sistema existente.</w:t>
       </w:r>
     </w:p>
     <w:p>
@@ -3248,7 +3433,6 @@
           <w:bCs/>
           <w:lang w:eastAsia="es-EC"/>
         </w:rPr>
-        <w:lastRenderedPageBreak/>
         <w:t xml:space="preserve">Patrón </w:t>
       </w:r>
       <w:proofErr w:type="spellStart"/>
@@ -3294,7 +3478,62 @@
           <w:rFonts w:ascii="Arial" w:hAnsi="Arial" w:cs="Arial"/>
           <w:lang w:eastAsia="es-EC"/>
         </w:rPr>
-        <w:t>Garantizar que una clase tenga una única instancia en todo el ciclo de vida de la aplicación y proporcionar un punto de acceso global a ella.</w:t>
+        <w:t xml:space="preserve">Garantizar </w:t>
+      </w:r>
+      <w:r>
+        <w:rPr>
+          <w:rFonts w:ascii="Arial" w:hAnsi="Arial" w:cs="Arial"/>
+          <w:lang w:eastAsia="es-EC"/>
+        </w:rPr>
+        <w:t xml:space="preserve">que una clase tenga una única instancia en todo el ciclo de vida de la aplicación y proporcionar un punto de acceso global a ella. En el contexto del </w:t>
+      </w:r>
+      <w:proofErr w:type="spellStart"/>
+      <w:r>
+        <w:rPr>
+          <w:rFonts w:ascii="Arial" w:hAnsi="Arial" w:cs="Arial"/>
+          <w:lang w:eastAsia="es-EC"/>
+        </w:rPr>
+        <w:t>Help</w:t>
+      </w:r>
+      <w:proofErr w:type="spellEnd"/>
+      <w:r>
+        <w:rPr>
+          <w:rFonts w:ascii="Arial" w:hAnsi="Arial" w:cs="Arial"/>
+          <w:lang w:eastAsia="es-EC"/>
+        </w:rPr>
+        <w:t xml:space="preserve"> </w:t>
+      </w:r>
+      <w:proofErr w:type="spellStart"/>
+      <w:r>
+        <w:rPr>
+          <w:rFonts w:ascii="Arial" w:hAnsi="Arial" w:cs="Arial"/>
+          <w:lang w:eastAsia="es-EC"/>
+        </w:rPr>
+        <w:t>Desk</w:t>
+      </w:r>
+      <w:proofErr w:type="spellEnd"/>
+      <w:r>
+        <w:rPr>
+          <w:rFonts w:ascii="Arial" w:hAnsi="Arial" w:cs="Arial"/>
+          <w:lang w:eastAsia="es-EC"/>
+        </w:rPr>
+        <w:t xml:space="preserve">, este patrón asegura que el </w:t>
+      </w:r>
+      <w:proofErr w:type="spellStart"/>
+      <w:r>
+        <w:rPr>
+          <w:rFonts w:ascii="Arial" w:hAnsi="Arial" w:cs="Arial"/>
+          <w:lang w:eastAsia="es-EC"/>
+        </w:rPr>
+        <w:t>MotorGestionTickets</w:t>
+      </w:r>
+      <w:proofErr w:type="spellEnd"/>
+      <w:r>
+        <w:rPr>
+          <w:rFonts w:ascii="Arial" w:hAnsi="Arial" w:cs="Arial"/>
+          <w:lang w:eastAsia="es-EC"/>
+        </w:rPr>
+        <w:t xml:space="preserve"> actúe como un núcleo centralizado y unificado, evitando la duplicidad de datos y garantizando que todos los componentes del sistema consulten la misma información de la infraestructura (Gamma et al., 1994).</w:t>
       </w:r>
     </w:p>
     <w:p>
@@ -3360,7 +3599,14 @@
           <w:rFonts w:ascii="Arial" w:hAnsi="Arial" w:cs="Arial"/>
           <w:lang w:eastAsia="es-EC"/>
         </w:rPr>
-        <w:t>El motor de gestión (</w:t>
+        <w:t xml:space="preserve">El motor de gestión </w:t>
+      </w:r>
+      <w:r>
+        <w:rPr>
+          <w:rFonts w:ascii="Arial" w:hAnsi="Arial" w:cs="Arial"/>
+          <w:lang w:eastAsia="es-EC"/>
+        </w:rPr>
+        <w:t>“</w:t>
       </w:r>
       <w:proofErr w:type="spellStart"/>
       <w:r>
@@ -3376,7 +3622,14 @@
           <w:rFonts w:ascii="Arial" w:hAnsi="Arial" w:cs="Arial"/>
           <w:lang w:eastAsia="es-EC"/>
         </w:rPr>
-        <w:t xml:space="preserve">) almacena la lista de incidentes y coordina el estado de la infraestructura en tiempo real. Si múltiples controladores crearan diferentes instancias del motor, los datos se duplicarían, se perdería la sincronización de los estados de los servidores y habría bloqueos en la persistencia de datos. El patrón </w:t>
+        <w:t>”</w:t>
+      </w:r>
+      <w:r>
+        <w:rPr>
+          <w:rFonts w:ascii="Arial" w:hAnsi="Arial" w:cs="Arial"/>
+          <w:lang w:eastAsia="es-EC"/>
+        </w:rPr>
+        <w:t xml:space="preserve"> almacena la lista de incidentes y coordina el estado de la infraestructura en tiempo real. Si múltiples controladores crearan diferentes instancias del motor, los datos se duplicarían, se perdería la sincronización de los estados de los servidores y habría bloqueos en la persistencia de datos. El patrón </w:t>
       </w:r>
       <w:proofErr w:type="spellStart"/>
       <w:r>
@@ -3392,7 +3645,7 @@
           <w:rFonts w:ascii="Arial" w:hAnsi="Arial" w:cs="Arial"/>
           <w:lang w:eastAsia="es-EC"/>
         </w:rPr>
-        <w:t xml:space="preserve"> resuelve esto asegurando que todos los componentes (vistas y controladores) consulten exactamente la misma lista unificada de incidentes.</w:t>
+        <w:t xml:space="preserve"> resuelve esto asegurando que todos los componentes consulten exactamente la misma lista unificada de incidentes.</w:t>
       </w:r>
     </w:p>
     <w:p>
@@ -3478,14 +3731,46 @@
           <w:rFonts w:ascii="Arial" w:hAnsi="Arial" w:cs="Arial"/>
           <w:lang w:eastAsia="es-EC"/>
         </w:rPr>
-        <w:t>Definir una dependencia de uno a muchos entre objetos, de modo que cuando un objeto cambie de estado, todos sus dependientes sean notificados automáticamente</w:t>
-      </w:r>
-      <w:r>
-        <w:rPr>
-          <w:rFonts w:ascii="Arial" w:hAnsi="Arial" w:cs="Arial"/>
-          <w:lang w:eastAsia="es-EC"/>
-        </w:rPr>
-        <w:t>.</w:t>
+        <w:t xml:space="preserve">Definir </w:t>
+      </w:r>
+      <w:r>
+        <w:rPr>
+          <w:rFonts w:ascii="Arial" w:hAnsi="Arial" w:cs="Arial"/>
+          <w:lang w:eastAsia="es-EC"/>
+        </w:rPr>
+        <w:t xml:space="preserve">una dependencia de uno a muchos entre objetos, de modo que cuando un objeto principal cambie su estado, todos sus dependientes sean notificados y actualizados de manera automática. En el sistema de </w:t>
+      </w:r>
+      <w:proofErr w:type="spellStart"/>
+      <w:r>
+        <w:rPr>
+          <w:rFonts w:ascii="Arial" w:hAnsi="Arial" w:cs="Arial"/>
+          <w:lang w:eastAsia="es-EC"/>
+        </w:rPr>
+        <w:t>Help</w:t>
+      </w:r>
+      <w:proofErr w:type="spellEnd"/>
+      <w:r>
+        <w:rPr>
+          <w:rFonts w:ascii="Arial" w:hAnsi="Arial" w:cs="Arial"/>
+          <w:lang w:eastAsia="es-EC"/>
+        </w:rPr>
+        <w:t xml:space="preserve"> </w:t>
+      </w:r>
+      <w:proofErr w:type="spellStart"/>
+      <w:r>
+        <w:rPr>
+          <w:rFonts w:ascii="Arial" w:hAnsi="Arial" w:cs="Arial"/>
+          <w:lang w:eastAsia="es-EC"/>
+        </w:rPr>
+        <w:t>Desk</w:t>
+      </w:r>
+      <w:proofErr w:type="spellEnd"/>
+      <w:r>
+        <w:rPr>
+          <w:rFonts w:ascii="Arial" w:hAnsi="Arial" w:cs="Arial"/>
+          <w:lang w:eastAsia="es-EC"/>
+        </w:rPr>
+        <w:t>, esta arquitectura reactiva permite que cualquier cambio en el estado de un servidor o ticket dispare alertas inmediatas a los técnicos y administradores sin acoplar la lógica del incidente con los medios de comunicación (Gamma et al., 1994).</w:t>
       </w:r>
     </w:p>
     <w:p>
@@ -3507,6 +3792,7 @@
           <w:rStyle w:val="Textoennegrita"/>
           <w:rFonts w:ascii="Arial" w:hAnsi="Arial" w:cs="Arial"/>
         </w:rPr>
+        <w:lastRenderedPageBreak/>
         <w:t xml:space="preserve">Problema específico que resuelve en el </w:t>
       </w:r>
       <w:proofErr w:type="spellStart"/>
@@ -3581,7 +3867,7 @@
           <w:rFonts w:ascii="Arial" w:hAnsi="Arial" w:cs="Arial"/>
           <w:lang w:eastAsia="es-EC"/>
         </w:rPr>
-        <w:t xml:space="preserve"> (Base Reactiva), el ticket solo emite una señal de cambio; las clases de alerta (</w:t>
+        <w:t xml:space="preserve"> (Base Reactiva), el ticket solo emite una señal de cambio; las clases de alerta </w:t>
       </w:r>
       <w:proofErr w:type="spellStart"/>
       <w:r>
@@ -3613,7 +3899,7 @@
           <w:rFonts w:ascii="Arial" w:hAnsi="Arial" w:cs="Arial"/>
           <w:lang w:eastAsia="es-EC"/>
         </w:rPr>
-        <w:t>) reaccionan de manera independiente, permitiendo agregar nuevos canales de comunicación sin alterar la lógica del negocio</w:t>
+        <w:t xml:space="preserve"> reaccionan de manera independiente, permitiendo agregar nuevos canales de comunicación sin alterar la lógica</w:t>
       </w:r>
       <w:r>
         <w:rPr>
@@ -3732,7 +4018,46 @@
           <w:rFonts w:ascii="Arial" w:hAnsi="Arial" w:cs="Arial"/>
           <w:lang w:eastAsia="es-EC"/>
         </w:rPr>
-        <w:t>Dividir una aplicación en tres componentes interconectados para separar la representación interna de la información de las formas en que se presenta y se acepta la información del usuario.</w:t>
+        <w:t xml:space="preserve">Dividir </w:t>
+      </w:r>
+      <w:r>
+        <w:rPr>
+          <w:rFonts w:ascii="Arial" w:hAnsi="Arial" w:cs="Arial"/>
+          <w:lang w:eastAsia="es-EC"/>
+        </w:rPr>
+        <w:t xml:space="preserve">una aplicación en tres componentes interconectados para separar la representación interna de la información de las formas en que se presenta y se acepta la información del usuario. En el </w:t>
+      </w:r>
+      <w:proofErr w:type="spellStart"/>
+      <w:r>
+        <w:rPr>
+          <w:rFonts w:ascii="Arial" w:hAnsi="Arial" w:cs="Arial"/>
+          <w:lang w:eastAsia="es-EC"/>
+        </w:rPr>
+        <w:t>Help</w:t>
+      </w:r>
+      <w:proofErr w:type="spellEnd"/>
+      <w:r>
+        <w:rPr>
+          <w:rFonts w:ascii="Arial" w:hAnsi="Arial" w:cs="Arial"/>
+          <w:lang w:eastAsia="es-EC"/>
+        </w:rPr>
+        <w:t xml:space="preserve"> </w:t>
+      </w:r>
+      <w:proofErr w:type="spellStart"/>
+      <w:r>
+        <w:rPr>
+          <w:rFonts w:ascii="Arial" w:hAnsi="Arial" w:cs="Arial"/>
+          <w:lang w:eastAsia="es-EC"/>
+        </w:rPr>
+        <w:t>Desk</w:t>
+      </w:r>
+      <w:proofErr w:type="spellEnd"/>
+      <w:r>
+        <w:rPr>
+          <w:rFonts w:ascii="Arial" w:hAnsi="Arial" w:cs="Arial"/>
+          <w:lang w:eastAsia="es-EC"/>
+        </w:rPr>
+        <w:t>, esta separación garantiza que la lógica de los servidores (Modelo) sea independiente de la interfaz de reporte (Vista), permitiendo que el controlador gestione las solicitudes de infraestructura de manera organizada y mantenible (Sommerville, 2011).</w:t>
       </w:r>
     </w:p>
     <w:p>
@@ -3812,13 +4137,41 @@
         </w:rPr>
         <w:t xml:space="preserve">Evita el </w:t>
       </w:r>
+      <w:r>
+        <w:rPr>
+          <w:rFonts w:ascii="Arial" w:hAnsi="Arial" w:cs="Arial"/>
+          <w:lang w:eastAsia="es-EC"/>
+        </w:rPr>
+        <w:t>anti patrón</w:t>
+      </w:r>
+      <w:r>
+        <w:rPr>
+          <w:rFonts w:ascii="Arial" w:hAnsi="Arial" w:cs="Arial"/>
+          <w:lang w:eastAsia="es-EC"/>
+        </w:rPr>
+        <w:t xml:space="preserve"> de "código espagueti", donde la interfaz de usuario (la consola o pantalla) maneja directamente las conexiones a la base de datos o las reglas de negocio. En </w:t>
+      </w:r>
+      <w:r>
+        <w:rPr>
+          <w:rFonts w:ascii="Arial" w:hAnsi="Arial" w:cs="Arial"/>
+          <w:lang w:eastAsia="es-EC"/>
+        </w:rPr>
+        <w:t>el</w:t>
+      </w:r>
+      <w:r>
+        <w:rPr>
+          <w:rFonts w:ascii="Arial" w:hAnsi="Arial" w:cs="Arial"/>
+          <w:lang w:eastAsia="es-EC"/>
+        </w:rPr>
+        <w:t xml:space="preserve"> </w:t>
+      </w:r>
       <w:proofErr w:type="spellStart"/>
       <w:r>
         <w:rPr>
           <w:rFonts w:ascii="Arial" w:hAnsi="Arial" w:cs="Arial"/>
           <w:lang w:eastAsia="es-EC"/>
         </w:rPr>
-        <w:t>antipatrón</w:t>
+        <w:t>Help</w:t>
       </w:r>
       <w:proofErr w:type="spellEnd"/>
       <w:r>
@@ -3826,7 +4179,7 @@
           <w:rFonts w:ascii="Arial" w:hAnsi="Arial" w:cs="Arial"/>
           <w:lang w:eastAsia="es-EC"/>
         </w:rPr>
-        <w:t xml:space="preserve"> de "código espagueti", donde la interfaz de usuario (la consola o pantalla) maneja directamente las conexiones a la base de datos o las reglas de negocio. En nuestro </w:t>
+        <w:t xml:space="preserve"> </w:t>
       </w:r>
       <w:proofErr w:type="spellStart"/>
       <w:r>
@@ -3834,7 +4187,7 @@
           <w:rFonts w:ascii="Arial" w:hAnsi="Arial" w:cs="Arial"/>
           <w:lang w:eastAsia="es-EC"/>
         </w:rPr>
-        <w:t>Help</w:t>
+        <w:t>Desk</w:t>
       </w:r>
       <w:proofErr w:type="spellEnd"/>
       <w:r>
@@ -3842,72 +4195,130 @@
           <w:rFonts w:ascii="Arial" w:hAnsi="Arial" w:cs="Arial"/>
           <w:lang w:eastAsia="es-EC"/>
         </w:rPr>
+        <w:t xml:space="preserve">, la </w:t>
+      </w:r>
+      <w:r>
+        <w:rPr>
+          <w:rFonts w:ascii="Arial" w:hAnsi="Arial" w:cs="Arial"/>
+          <w:lang w:eastAsia="es-EC"/>
+        </w:rPr>
+        <w:t xml:space="preserve">vista </w:t>
+      </w:r>
+      <w:r>
+        <w:rPr>
+          <w:rFonts w:ascii="Arial" w:hAnsi="Arial" w:cs="Arial"/>
+          <w:lang w:eastAsia="es-EC"/>
+        </w:rPr>
+        <w:t xml:space="preserve">solo captura el reporte; el </w:t>
+      </w:r>
+      <w:proofErr w:type="spellStart"/>
+      <w:r>
+        <w:rPr>
+          <w:rFonts w:ascii="Arial" w:hAnsi="Arial" w:cs="Arial"/>
+          <w:lang w:eastAsia="es-EC"/>
+        </w:rPr>
+        <w:t>ControladorDeTicket</w:t>
+      </w:r>
+      <w:proofErr w:type="spellEnd"/>
+      <w:r>
+        <w:rPr>
+          <w:rFonts w:ascii="Arial" w:hAnsi="Arial" w:cs="Arial"/>
+          <w:lang w:eastAsia="es-EC"/>
+        </w:rPr>
+        <w:t xml:space="preserve"> recibe la acción y coordina la lógica, y el Modelo (Ticket, </w:t>
+      </w:r>
+      <w:proofErr w:type="spellStart"/>
+      <w:r>
+        <w:rPr>
+          <w:rFonts w:ascii="Arial" w:hAnsi="Arial" w:cs="Arial"/>
+          <w:lang w:eastAsia="es-EC"/>
+        </w:rPr>
+        <w:t>GeneradorDeTickets</w:t>
+      </w:r>
+      <w:proofErr w:type="spellEnd"/>
+      <w:r>
+        <w:rPr>
+          <w:rFonts w:ascii="Arial" w:hAnsi="Arial" w:cs="Arial"/>
+          <w:lang w:eastAsia="es-EC"/>
+        </w:rPr>
+        <w:t xml:space="preserve">) procesa la información de la infraestructura. Esto garantiza </w:t>
+      </w:r>
+      <w:r>
+        <w:rPr>
+          <w:rFonts w:ascii="Arial" w:hAnsi="Arial" w:cs="Arial"/>
+          <w:lang w:eastAsia="es-EC"/>
+        </w:rPr>
+        <w:t>que,</w:t>
+      </w:r>
+      <w:r>
+        <w:rPr>
+          <w:rFonts w:ascii="Arial" w:hAnsi="Arial" w:cs="Arial"/>
+          <w:lang w:eastAsia="es-EC"/>
+        </w:rPr>
+        <w:t xml:space="preserve"> si </w:t>
+      </w:r>
+      <w:r>
+        <w:rPr>
+          <w:rFonts w:ascii="Arial" w:hAnsi="Arial" w:cs="Arial"/>
+          <w:lang w:eastAsia="es-EC"/>
+        </w:rPr>
+        <w:t xml:space="preserve">hay </w:t>
+      </w:r>
+      <w:r>
+        <w:rPr>
+          <w:rFonts w:ascii="Arial" w:hAnsi="Arial" w:cs="Arial"/>
+          <w:lang w:eastAsia="es-EC"/>
+        </w:rPr>
+        <w:t>cambi</w:t>
+      </w:r>
+      <w:r>
+        <w:rPr>
+          <w:rFonts w:ascii="Arial" w:hAnsi="Arial" w:cs="Arial"/>
+          <w:lang w:eastAsia="es-EC"/>
+        </w:rPr>
+        <w:t>os,</w:t>
+      </w:r>
+      <w:r>
+        <w:rPr>
+          <w:rFonts w:ascii="Arial" w:hAnsi="Arial" w:cs="Arial"/>
+          <w:lang w:eastAsia="es-EC"/>
+        </w:rPr>
+        <w:t xml:space="preserve"> la interfaz visual en el futuro, no</w:t>
+      </w:r>
+      <w:r>
+        <w:rPr>
+          <w:rFonts w:ascii="Arial" w:hAnsi="Arial" w:cs="Arial"/>
+          <w:lang w:eastAsia="es-EC"/>
+        </w:rPr>
+        <w:t xml:space="preserve"> se</w:t>
+      </w:r>
+      <w:r>
+        <w:rPr>
+          <w:rFonts w:ascii="Arial" w:hAnsi="Arial" w:cs="Arial"/>
+          <w:lang w:eastAsia="es-EC"/>
+        </w:rPr>
         <w:t xml:space="preserve"> </w:t>
       </w:r>
-      <w:proofErr w:type="spellStart"/>
-      <w:r>
-        <w:rPr>
-          <w:rFonts w:ascii="Arial" w:hAnsi="Arial" w:cs="Arial"/>
-          <w:lang w:eastAsia="es-EC"/>
-        </w:rPr>
-        <w:t>Desk</w:t>
-      </w:r>
-      <w:proofErr w:type="spellEnd"/>
-      <w:r>
-        <w:rPr>
-          <w:rFonts w:ascii="Arial" w:hAnsi="Arial" w:cs="Arial"/>
-          <w:lang w:eastAsia="es-EC"/>
-        </w:rPr>
-        <w:t xml:space="preserve">, la Vista solo captura el reporte; el </w:t>
-      </w:r>
-      <w:proofErr w:type="spellStart"/>
-      <w:r>
-        <w:rPr>
-          <w:rFonts w:ascii="Arial" w:hAnsi="Arial" w:cs="Arial"/>
-          <w:lang w:eastAsia="es-EC"/>
-        </w:rPr>
-        <w:lastRenderedPageBreak/>
-        <w:t>ControladorDeTicket</w:t>
-      </w:r>
-      <w:proofErr w:type="spellEnd"/>
-      <w:r>
-        <w:rPr>
-          <w:rFonts w:ascii="Arial" w:hAnsi="Arial" w:cs="Arial"/>
-          <w:lang w:eastAsia="es-EC"/>
-        </w:rPr>
-        <w:t xml:space="preserve"> recibe la acción y coordina la lógica, y el Modelo (Ticket, </w:t>
-      </w:r>
-      <w:proofErr w:type="spellStart"/>
-      <w:r>
-        <w:rPr>
-          <w:rFonts w:ascii="Arial" w:hAnsi="Arial" w:cs="Arial"/>
-          <w:lang w:eastAsia="es-EC"/>
-        </w:rPr>
-        <w:t>GeneradorDeTickets</w:t>
-      </w:r>
-      <w:proofErr w:type="spellEnd"/>
-      <w:r>
-        <w:rPr>
-          <w:rFonts w:ascii="Arial" w:hAnsi="Arial" w:cs="Arial"/>
-          <w:lang w:eastAsia="es-EC"/>
-        </w:rPr>
-        <w:t xml:space="preserve">) procesa la información de la infraestructura. Esto garantiza </w:t>
-      </w:r>
-      <w:proofErr w:type="gramStart"/>
-      <w:r>
-        <w:rPr>
-          <w:rFonts w:ascii="Arial" w:hAnsi="Arial" w:cs="Arial"/>
-          <w:lang w:eastAsia="es-EC"/>
-        </w:rPr>
-        <w:t>que</w:t>
-      </w:r>
-      <w:proofErr w:type="gramEnd"/>
-      <w:r>
-        <w:rPr>
-          <w:rFonts w:ascii="Arial" w:hAnsi="Arial" w:cs="Arial"/>
-          <w:lang w:eastAsia="es-EC"/>
-        </w:rPr>
-        <w:t xml:space="preserve"> si decides cambiar la interfaz visual en el futuro, no tendrás que reprogramar la lógica del Data Center.</w:t>
+      <w:r>
+        <w:rPr>
+          <w:rFonts w:ascii="Arial" w:hAnsi="Arial" w:cs="Arial"/>
+          <w:lang w:eastAsia="es-EC"/>
+        </w:rPr>
+        <w:t>tendr</w:t>
+      </w:r>
+      <w:r>
+        <w:rPr>
+          <w:rFonts w:ascii="Arial" w:hAnsi="Arial" w:cs="Arial"/>
+          <w:lang w:eastAsia="es-EC"/>
+        </w:rPr>
+        <w:t>á</w:t>
+      </w:r>
+      <w:r>
+        <w:rPr>
+          <w:rFonts w:ascii="Arial" w:hAnsi="Arial" w:cs="Arial"/>
+          <w:lang w:eastAsia="es-EC"/>
+        </w:rPr>
+        <w:t xml:space="preserve"> que reprogramar la lógica del Data Center.</w:t>
       </w:r>
     </w:p>
     <w:p>
@@ -3917,6 +4328,8 @@
         <w:jc w:val="both"/>
         <w:rPr>
           <w:rFonts w:ascii="Arial" w:hAnsi="Arial" w:cs="Arial"/>
+          <w:b/>
+          <w:bCs/>
           <w:lang w:eastAsia="es-EC"/>
         </w:rPr>
       </w:pPr>
@@ -3937,15 +4350,21 @@
           <w:lang w:eastAsia="es-EC"/>
         </w:rPr>
       </w:pPr>
+      <w:r>
+        <w:rPr>
+          <w:rFonts w:ascii="Arial" w:hAnsi="Arial" w:cs="Arial"/>
+          <w:b/>
+          <w:bCs/>
+          <w:lang w:eastAsia="es-EC"/>
+        </w:rPr>
+        <w:t>EVIDENCIAS</w:t>
+      </w:r>
     </w:p>
     <w:p>
       <w:pPr>
         <w:pStyle w:val="Sinespaciado"/>
-        <w:numPr>
-          <w:ilvl w:val="0"/>
-          <w:numId w:val="22"/>
-        </w:numPr>
         <w:spacing w:line="360" w:lineRule="auto"/>
+        <w:ind w:left="360"/>
         <w:jc w:val="both"/>
         <w:rPr>
           <w:rFonts w:ascii="Arial" w:hAnsi="Arial" w:cs="Arial"/>
@@ -3955,14 +4374,17 @@
         </w:rPr>
       </w:pPr>
       <w:r>
+        <w:rPr>
+          <w:noProof/>
+        </w:rPr>
         <w:drawing>
-          <wp:anchor distT="0" distB="0" distL="114300" distR="114300" simplePos="0" relativeHeight="251670528" behindDoc="0" locked="0" layoutInCell="1" allowOverlap="1" wp14:anchorId="554096E7" wp14:editId="55E8C330">
+          <wp:anchor distT="0" distB="0" distL="114300" distR="114300" simplePos="0" relativeHeight="251670528" behindDoc="0" locked="0" layoutInCell="1" allowOverlap="1" wp14:anchorId="554096E7" wp14:editId="70612C31">
             <wp:simplePos x="0" y="0"/>
-            <wp:positionH relativeFrom="column">
+            <wp:positionH relativeFrom="margin">
               <wp:posOffset>-635</wp:posOffset>
             </wp:positionH>
             <wp:positionV relativeFrom="paragraph">
-              <wp:posOffset>398780</wp:posOffset>
+              <wp:posOffset>177800</wp:posOffset>
             </wp:positionV>
             <wp:extent cx="5398770" cy="1466850"/>
             <wp:effectExtent l="0" t="0" r="0" b="0"/>
@@ -4022,12 +4444,36 @@
           <w:bCs/>
           <w:lang w:eastAsia="es-EC"/>
         </w:rPr>
-        <w:t>EVIDENCIAS</w:t>
-      </w:r>
-    </w:p>
-    <w:p/>
-    <w:p>
-      <w:r>
+        <w:t xml:space="preserve">Link GIT: </w:t>
+      </w:r>
+      <w:hyperlink r:id="rId18" w:history="1">
+        <w:r>
+          <w:rPr>
+            <w:rStyle w:val="Hipervnculo"/>
+            <w:rFonts w:ascii="Arial" w:hAnsi="Arial" w:cs="Arial"/>
+            <w:b/>
+            <w:bCs/>
+            <w:lang w:eastAsia="es-EC"/>
+          </w:rPr>
+          <w:t>https://github.com/mpomagualli1743-commits/ACTIVIDAD_1.git</w:t>
+        </w:r>
+      </w:hyperlink>
+      <w:r>
+        <w:rPr>
+          <w:rFonts w:ascii="Arial" w:hAnsi="Arial" w:cs="Arial"/>
+          <w:b/>
+          <w:bCs/>
+          <w:lang w:eastAsia="es-EC"/>
+        </w:rPr>
+        <w:t xml:space="preserve"> </w:t>
+      </w:r>
+    </w:p>
+    <w:p>
+      <w:r>
+        <w:rPr>
+          <w:noProof/>
+        </w:rPr>
+        <w:lastRenderedPageBreak/>
         <w:drawing>
           <wp:anchor distT="0" distB="0" distL="114300" distR="114300" simplePos="0" relativeHeight="251672576" behindDoc="0" locked="0" layoutInCell="1" allowOverlap="1" wp14:anchorId="3B27FD22" wp14:editId="532A4C38">
             <wp:simplePos x="0" y="0"/>
@@ -4052,7 +4498,7 @@
                     <pic:cNvPicPr/>
                   </pic:nvPicPr>
                   <pic:blipFill rotWithShape="1">
-                    <a:blip r:embed="rId18">
+                    <a:blip r:embed="rId19">
                       <a:extLst>
                         <a:ext uri="{28A0092B-C50C-407E-A947-70E740481C1C}">
                           <a14:useLocalDpi xmlns:a14="http://schemas.microsoft.com/office/drawing/2010/main" val="0"/>
@@ -4101,19 +4547,9 @@
       </w:pPr>
       <w:r>
         <w:rPr>
-          <w:rFonts w:ascii="Arial" w:hAnsi="Arial" w:cs="Arial"/>
-          <w:b/>
-          <w:bCs/>
-          <w:lang w:eastAsia="es-EC"/>
-        </w:rPr>
-        <w:br w:type="page"/>
-      </w:r>
-      <w:r>
-        <w:rPr>
-          <w:b/>
-          <w:bCs/>
-        </w:rPr>
-        <w:lastRenderedPageBreak/>
+          <w:b/>
+          <w:bCs/>
+        </w:rPr>
         <w:t>CREAMOS EL REPOSITORIO EN GITHUB</w:t>
       </w:r>
     </w:p>
@@ -4125,67 +4561,14 @@
         </w:rPr>
       </w:pPr>
       <w:r>
+        <w:rPr>
+          <w:noProof/>
+        </w:rPr>
         <w:drawing>
-          <wp:inline distT="0" distB="0" distL="0" distR="0" wp14:anchorId="4EC58D9B" wp14:editId="41C0D0F9">
-            <wp:extent cx="5400040" cy="2310097"/>
-            <wp:effectExtent l="0" t="0" r="0" b="0"/>
+          <wp:inline distT="0" distB="0" distL="0" distR="0" wp14:anchorId="4EC58D9B" wp14:editId="71A0D49C">
+            <wp:extent cx="5398633" cy="2127250"/>
+            <wp:effectExtent l="0" t="0" r="0" b="6350"/>
             <wp:docPr id="8" name="Imagen 8"/>
-            <wp:cNvGraphicFramePr>
-              <a:graphicFrameLocks xmlns:a="http://schemas.openxmlformats.org/drawingml/2006/main" noChangeAspect="1"/>
-            </wp:cNvGraphicFramePr>
-            <a:graphic xmlns:a="http://schemas.openxmlformats.org/drawingml/2006/main">
-              <a:graphicData uri="http://schemas.openxmlformats.org/drawingml/2006/picture">
-                <pic:pic xmlns:pic="http://schemas.openxmlformats.org/drawingml/2006/picture">
-                  <pic:nvPicPr>
-                    <pic:cNvPr id="1" name=""/>
-                    <pic:cNvPicPr/>
-                  </pic:nvPicPr>
-                  <pic:blipFill>
-                    <a:blip r:embed="rId19"/>
-                    <a:stretch>
-                      <a:fillRect/>
-                    </a:stretch>
-                  </pic:blipFill>
-                  <pic:spPr>
-                    <a:xfrm>
-                      <a:off x="0" y="0"/>
-                      <a:ext cx="5400040" cy="2310097"/>
-                    </a:xfrm>
-                    <a:prstGeom prst="rect">
-                      <a:avLst/>
-                    </a:prstGeom>
-                  </pic:spPr>
-                </pic:pic>
-              </a:graphicData>
-            </a:graphic>
-          </wp:inline>
-        </w:drawing>
-      </w:r>
-    </w:p>
-    <w:p>
-      <w:r>
-        <w:t>SE AÑADE UN DISPOSITIVO REMOTO, CRACI</w:t>
-      </w:r>
-      <w:r>
-        <w:t>Ó</w:t>
-      </w:r>
-      <w:r>
-        <w:t>N DE UNA RAMA MAIN, Y REALIZAMOS EL PRIMER PUSH.</w:t>
-      </w:r>
-    </w:p>
-    <w:p>
-      <w:pPr>
-        <w:rPr>
-          <w:b/>
-          <w:bCs/>
-        </w:rPr>
-      </w:pPr>
-      <w:r>
-        <w:drawing>
-          <wp:inline distT="0" distB="0" distL="0" distR="0" wp14:anchorId="037C272D" wp14:editId="7635AC12">
-            <wp:extent cx="5400040" cy="2397260"/>
-            <wp:effectExtent l="0" t="0" r="0" b="3175"/>
-            <wp:docPr id="9" name="Imagen 9"/>
             <wp:cNvGraphicFramePr>
               <a:graphicFrameLocks xmlns:a="http://schemas.openxmlformats.org/drawingml/2006/main" noChangeAspect="1"/>
             </wp:cNvGraphicFramePr>
@@ -4205,7 +4588,7 @@
                   <pic:spPr>
                     <a:xfrm>
                       <a:off x="0" y="0"/>
-                      <a:ext cx="5400040" cy="2397260"/>
+                      <a:ext cx="5402032" cy="2128589"/>
                     </a:xfrm>
                     <a:prstGeom prst="rect">
                       <a:avLst/>
@@ -4220,6 +4603,115 @@
     </w:p>
     <w:p>
       <w:pPr>
+        <w:rPr>
+          <w:b/>
+          <w:bCs/>
+        </w:rPr>
+      </w:pPr>
+      <w:r>
+        <w:rPr>
+          <w:b/>
+          <w:bCs/>
+        </w:rPr>
+        <w:t>SE AÑADE UN DISPOSITIVO REMOTO, CRACIÓN DE UNA RAMA MAIN, Y REALIZAMOS EL PRIMER PUSH.</w:t>
+      </w:r>
+    </w:p>
+    <w:p>
+      <w:pPr>
+        <w:rPr>
+          <w:b/>
+          <w:bCs/>
+        </w:rPr>
+      </w:pPr>
+      <w:r>
+        <w:rPr>
+          <w:noProof/>
+        </w:rPr>
+        <w:drawing>
+          <wp:inline distT="0" distB="0" distL="0" distR="0" wp14:anchorId="037C272D" wp14:editId="615FD6C7">
+            <wp:extent cx="5399405" cy="2159000"/>
+            <wp:effectExtent l="0" t="0" r="0" b="0"/>
+            <wp:docPr id="9" name="Imagen 9"/>
+            <wp:cNvGraphicFramePr>
+              <a:graphicFrameLocks xmlns:a="http://schemas.openxmlformats.org/drawingml/2006/main" noChangeAspect="1"/>
+            </wp:cNvGraphicFramePr>
+            <a:graphic xmlns:a="http://schemas.openxmlformats.org/drawingml/2006/main">
+              <a:graphicData uri="http://schemas.openxmlformats.org/drawingml/2006/picture">
+                <pic:pic xmlns:pic="http://schemas.openxmlformats.org/drawingml/2006/picture">
+                  <pic:nvPicPr>
+                    <pic:cNvPr id="1" name=""/>
+                    <pic:cNvPicPr/>
+                  </pic:nvPicPr>
+                  <pic:blipFill rotWithShape="1">
+                    <a:blip r:embed="rId21"/>
+                    <a:srcRect b="19205"/>
+                    <a:stretch/>
+                  </pic:blipFill>
+                  <pic:spPr bwMode="auto">
+                    <a:xfrm>
+                      <a:off x="0" y="0"/>
+                      <a:ext cx="5400045" cy="2159256"/>
+                    </a:xfrm>
+                    <a:prstGeom prst="rect">
+                      <a:avLst/>
+                    </a:prstGeom>
+                    <a:ln>
+                      <a:noFill/>
+                    </a:ln>
+                    <a:extLst>
+                      <a:ext uri="{53640926-AAD7-44D8-BBD7-CCE9431645EC}">
+                        <a14:shadowObscured xmlns:a14="http://schemas.microsoft.com/office/drawing/2010/main"/>
+                      </a:ext>
+                    </a:extLst>
+                  </pic:spPr>
+                </pic:pic>
+              </a:graphicData>
+            </a:graphic>
+          </wp:inline>
+        </w:drawing>
+      </w:r>
+    </w:p>
+    <w:p>
+      <w:pPr>
+        <w:rPr>
+          <w:b/>
+          <w:bCs/>
+        </w:rPr>
+      </w:pPr>
+    </w:p>
+    <w:p>
+      <w:pPr>
+        <w:rPr>
+          <w:b/>
+          <w:bCs/>
+        </w:rPr>
+      </w:pPr>
+    </w:p>
+    <w:p>
+      <w:pPr>
+        <w:rPr>
+          <w:b/>
+          <w:bCs/>
+        </w:rPr>
+      </w:pPr>
+      <w:r>
+        <w:rPr>
+          <w:b/>
+          <w:bCs/>
+        </w:rPr>
+        <w:lastRenderedPageBreak/>
+        <w:t xml:space="preserve">CICLO DE </w:t>
+      </w:r>
+      <w:r>
+        <w:rPr>
+          <w:b/>
+          <w:bCs/>
+        </w:rPr>
+        <w:t>ACTUALIZACION</w:t>
+      </w:r>
+    </w:p>
+    <w:p>
+      <w:pPr>
         <w:widowControl w:val="0"/>
         <w:pBdr>
           <w:top w:val="nil"/>
@@ -4238,27 +4730,49 @@
           <w:lang w:eastAsia="es-EC"/>
         </w:rPr>
       </w:pPr>
-    </w:p>
-    <w:p>
-      <w:pPr>
-        <w:pStyle w:val="Sinespaciado"/>
-        <w:spacing w:line="360" w:lineRule="auto"/>
-        <w:jc w:val="both"/>
-        <w:rPr>
-          <w:rFonts w:ascii="Arial" w:hAnsi="Arial" w:cs="Arial"/>
-          <w:b/>
-          <w:bCs/>
-          <w:lang w:eastAsia="es-EC"/>
-        </w:rPr>
-      </w:pPr>
-      <w:r>
-        <w:rPr>
-          <w:rFonts w:ascii="Arial" w:hAnsi="Arial" w:cs="Arial"/>
-          <w:b/>
-          <w:bCs/>
-          <w:lang w:eastAsia="es-EC"/>
-        </w:rPr>
-        <w:t>Bibliografía</w:t>
+      <w:r>
+        <w:rPr>
+          <w:rFonts w:ascii="Arial" w:eastAsiaTheme="majorEastAsia" w:hAnsi="Arial" w:cs="Arial"/>
+          <w:b/>
+          <w:bCs/>
+          <w:color w:val="2F5496" w:themeColor="accent1" w:themeShade="BF"/>
+          <w:lang w:eastAsia="es-EC"/>
+        </w:rPr>
+        <w:drawing>
+          <wp:inline distT="0" distB="0" distL="0" distR="0" wp14:anchorId="1A0FE5FD" wp14:editId="36AEFF56">
+            <wp:extent cx="5400040" cy="2882900"/>
+            <wp:effectExtent l="0" t="0" r="0" b="0"/>
+            <wp:docPr id="10" name="Imagen 10"/>
+            <wp:cNvGraphicFramePr>
+              <a:graphicFrameLocks xmlns:a="http://schemas.openxmlformats.org/drawingml/2006/main" noChangeAspect="1"/>
+            </wp:cNvGraphicFramePr>
+            <a:graphic xmlns:a="http://schemas.openxmlformats.org/drawingml/2006/main">
+              <a:graphicData uri="http://schemas.openxmlformats.org/drawingml/2006/picture">
+                <pic:pic xmlns:pic="http://schemas.openxmlformats.org/drawingml/2006/picture">
+                  <pic:nvPicPr>
+                    <pic:cNvPr id="1" name=""/>
+                    <pic:cNvPicPr/>
+                  </pic:nvPicPr>
+                  <pic:blipFill>
+                    <a:blip r:embed="rId22"/>
+                    <a:stretch>
+                      <a:fillRect/>
+                    </a:stretch>
+                  </pic:blipFill>
+                  <pic:spPr>
+                    <a:xfrm>
+                      <a:off x="0" y="0"/>
+                      <a:ext cx="5400040" cy="2882900"/>
+                    </a:xfrm>
+                    <a:prstGeom prst="rect">
+                      <a:avLst/>
+                    </a:prstGeom>
+                  </pic:spPr>
+                </pic:pic>
+              </a:graphicData>
+            </a:graphic>
+          </wp:inline>
+        </w:drawing>
       </w:r>
     </w:p>
     <w:p>
@@ -4274,24 +4788,733 @@
         <w:spacing w:after="0" w:line="240" w:lineRule="auto"/>
         <w:jc w:val="both"/>
         <w:rPr>
-          <w:rFonts w:ascii="Arial" w:hAnsi="Arial" w:cs="Arial"/>
+          <w:rFonts w:ascii="Arial" w:eastAsiaTheme="majorEastAsia" w:hAnsi="Arial" w:cs="Arial"/>
+          <w:b/>
+          <w:bCs/>
+          <w:color w:val="2F5496" w:themeColor="accent1" w:themeShade="BF"/>
+          <w:lang w:eastAsia="es-EC"/>
+        </w:rPr>
+      </w:pPr>
+      <w:r>
+        <w:rPr>
+          <w:rFonts w:ascii="Arial" w:eastAsiaTheme="majorEastAsia" w:hAnsi="Arial" w:cs="Arial"/>
+          <w:b/>
+          <w:bCs/>
+          <w:color w:val="2F5496" w:themeColor="accent1" w:themeShade="BF"/>
+          <w:lang w:eastAsia="es-EC"/>
+        </w:rPr>
+        <w:t xml:space="preserve"> </w:t>
+      </w:r>
+    </w:p>
+    <w:p>
+      <w:pPr>
+        <w:pStyle w:val="Sinespaciado"/>
+        <w:spacing w:line="360" w:lineRule="auto"/>
+        <w:jc w:val="both"/>
+        <w:rPr>
+          <w:rFonts w:ascii="Arial" w:hAnsi="Arial" w:cs="Arial"/>
+          <w:b/>
+          <w:bCs/>
+          <w:lang w:eastAsia="es-EC"/>
+        </w:rPr>
+      </w:pPr>
+    </w:p>
+    <w:p>
+      <w:pPr>
+        <w:pStyle w:val="Sinespaciado"/>
+        <w:spacing w:line="360" w:lineRule="auto"/>
+        <w:jc w:val="both"/>
+        <w:rPr>
+          <w:rFonts w:ascii="Arial" w:hAnsi="Arial" w:cs="Arial"/>
+          <w:b/>
+          <w:bCs/>
+          <w:lang w:eastAsia="es-EC"/>
+        </w:rPr>
+      </w:pPr>
+    </w:p>
+    <w:p>
+      <w:pPr>
+        <w:pStyle w:val="Sinespaciado"/>
+        <w:spacing w:line="360" w:lineRule="auto"/>
+        <w:jc w:val="both"/>
+        <w:rPr>
+          <w:rFonts w:ascii="Arial" w:hAnsi="Arial" w:cs="Arial"/>
+          <w:b/>
+          <w:bCs/>
+          <w:lang w:eastAsia="es-EC"/>
+        </w:rPr>
+      </w:pPr>
+    </w:p>
+    <w:p>
+      <w:pPr>
+        <w:pStyle w:val="Sinespaciado"/>
+        <w:spacing w:line="360" w:lineRule="auto"/>
+        <w:jc w:val="both"/>
+        <w:rPr>
+          <w:rFonts w:ascii="Arial" w:hAnsi="Arial" w:cs="Arial"/>
+          <w:b/>
+          <w:bCs/>
+          <w:lang w:eastAsia="es-EC"/>
+        </w:rPr>
+      </w:pPr>
+    </w:p>
+    <w:p>
+      <w:pPr>
+        <w:pStyle w:val="Sinespaciado"/>
+        <w:spacing w:line="360" w:lineRule="auto"/>
+        <w:jc w:val="both"/>
+        <w:rPr>
+          <w:rFonts w:ascii="Arial" w:hAnsi="Arial" w:cs="Arial"/>
+          <w:b/>
+          <w:bCs/>
+          <w:lang w:eastAsia="es-EC"/>
+        </w:rPr>
+      </w:pPr>
+    </w:p>
+    <w:p>
+      <w:pPr>
+        <w:pStyle w:val="Sinespaciado"/>
+        <w:spacing w:line="360" w:lineRule="auto"/>
+        <w:jc w:val="both"/>
+        <w:rPr>
+          <w:rFonts w:ascii="Arial" w:hAnsi="Arial" w:cs="Arial"/>
+          <w:b/>
+          <w:bCs/>
+          <w:lang w:eastAsia="es-EC"/>
+        </w:rPr>
+      </w:pPr>
+    </w:p>
+    <w:p>
+      <w:pPr>
+        <w:pStyle w:val="Sinespaciado"/>
+        <w:spacing w:line="360" w:lineRule="auto"/>
+        <w:jc w:val="both"/>
+        <w:rPr>
+          <w:rFonts w:ascii="Arial" w:hAnsi="Arial" w:cs="Arial"/>
+          <w:b/>
+          <w:bCs/>
+          <w:lang w:eastAsia="es-EC"/>
+        </w:rPr>
+      </w:pPr>
+    </w:p>
+    <w:p>
+      <w:pPr>
+        <w:pStyle w:val="Sinespaciado"/>
+        <w:spacing w:line="360" w:lineRule="auto"/>
+        <w:jc w:val="both"/>
+        <w:rPr>
+          <w:rFonts w:ascii="Arial" w:hAnsi="Arial" w:cs="Arial"/>
+          <w:b/>
+          <w:bCs/>
+          <w:lang w:eastAsia="es-EC"/>
+        </w:rPr>
+      </w:pPr>
+    </w:p>
+    <w:p>
+      <w:pPr>
+        <w:pStyle w:val="Sinespaciado"/>
+        <w:spacing w:line="360" w:lineRule="auto"/>
+        <w:jc w:val="both"/>
+        <w:rPr>
+          <w:rFonts w:ascii="Arial" w:hAnsi="Arial" w:cs="Arial"/>
+          <w:b/>
+          <w:bCs/>
+          <w:lang w:eastAsia="es-EC"/>
+        </w:rPr>
+      </w:pPr>
+    </w:p>
+    <w:p>
+      <w:pPr>
+        <w:pStyle w:val="Sinespaciado"/>
+        <w:spacing w:line="360" w:lineRule="auto"/>
+        <w:jc w:val="both"/>
+        <w:rPr>
+          <w:rFonts w:ascii="Arial" w:hAnsi="Arial" w:cs="Arial"/>
+          <w:b/>
+          <w:bCs/>
+          <w:lang w:eastAsia="es-EC"/>
+        </w:rPr>
+      </w:pPr>
+    </w:p>
+    <w:p>
+      <w:pPr>
+        <w:pStyle w:val="Sinespaciado"/>
+        <w:spacing w:line="360" w:lineRule="auto"/>
+        <w:jc w:val="both"/>
+        <w:rPr>
+          <w:rFonts w:ascii="Arial" w:hAnsi="Arial" w:cs="Arial"/>
+          <w:b/>
+          <w:bCs/>
+          <w:lang w:eastAsia="es-EC"/>
+        </w:rPr>
+      </w:pPr>
+    </w:p>
+    <w:p>
+      <w:pPr>
+        <w:pStyle w:val="Sinespaciado"/>
+        <w:spacing w:line="360" w:lineRule="auto"/>
+        <w:jc w:val="both"/>
+        <w:rPr>
+          <w:rFonts w:ascii="Arial" w:hAnsi="Arial" w:cs="Arial"/>
+          <w:b/>
+          <w:bCs/>
+          <w:lang w:eastAsia="es-EC"/>
+        </w:rPr>
+      </w:pPr>
+    </w:p>
+    <w:p>
+      <w:pPr>
+        <w:pStyle w:val="Sinespaciado"/>
+        <w:spacing w:line="360" w:lineRule="auto"/>
+        <w:jc w:val="both"/>
+        <w:rPr>
+          <w:rFonts w:ascii="Arial" w:hAnsi="Arial" w:cs="Arial"/>
+          <w:b/>
+          <w:bCs/>
+          <w:lang w:eastAsia="es-EC"/>
+        </w:rPr>
+      </w:pPr>
+    </w:p>
+    <w:p>
+      <w:pPr>
+        <w:pStyle w:val="Sinespaciado"/>
+        <w:spacing w:line="360" w:lineRule="auto"/>
+        <w:jc w:val="both"/>
+        <w:rPr>
+          <w:rFonts w:ascii="Arial" w:hAnsi="Arial" w:cs="Arial"/>
+          <w:b/>
+          <w:bCs/>
+          <w:lang w:eastAsia="es-EC"/>
+        </w:rPr>
+      </w:pPr>
+    </w:p>
+    <w:p>
+      <w:pPr>
+        <w:pStyle w:val="Sinespaciado"/>
+        <w:spacing w:line="360" w:lineRule="auto"/>
+        <w:jc w:val="both"/>
+        <w:rPr>
+          <w:rFonts w:ascii="Arial" w:hAnsi="Arial" w:cs="Arial"/>
+          <w:b/>
+          <w:bCs/>
+          <w:lang w:eastAsia="es-EC"/>
+        </w:rPr>
+      </w:pPr>
+    </w:p>
+    <w:p>
+      <w:pPr>
+        <w:pStyle w:val="Sinespaciado"/>
+        <w:spacing w:line="360" w:lineRule="auto"/>
+        <w:jc w:val="both"/>
+        <w:rPr>
+          <w:rFonts w:ascii="Arial" w:hAnsi="Arial" w:cs="Arial"/>
+          <w:b/>
+          <w:bCs/>
+          <w:lang w:eastAsia="es-EC"/>
+        </w:rPr>
+      </w:pPr>
+    </w:p>
+    <w:p>
+      <w:pPr>
+        <w:pStyle w:val="Sinespaciado"/>
+        <w:spacing w:line="360" w:lineRule="auto"/>
+        <w:jc w:val="both"/>
+        <w:rPr>
+          <w:rFonts w:ascii="Arial" w:hAnsi="Arial" w:cs="Arial"/>
+          <w:b/>
+          <w:bCs/>
+          <w:lang w:eastAsia="es-EC"/>
+        </w:rPr>
+      </w:pPr>
+    </w:p>
+    <w:p>
+      <w:pPr>
+        <w:pStyle w:val="Sinespaciado"/>
+        <w:spacing w:line="360" w:lineRule="auto"/>
+        <w:jc w:val="both"/>
+        <w:rPr>
+          <w:rFonts w:ascii="Arial" w:hAnsi="Arial" w:cs="Arial"/>
+          <w:b/>
+          <w:bCs/>
+          <w:lang w:eastAsia="es-EC"/>
+        </w:rPr>
+      </w:pPr>
+    </w:p>
+    <w:p>
+      <w:pPr>
+        <w:pStyle w:val="Sinespaciado"/>
+        <w:spacing w:line="360" w:lineRule="auto"/>
+        <w:jc w:val="both"/>
+        <w:rPr>
+          <w:rFonts w:ascii="Arial" w:hAnsi="Arial" w:cs="Arial"/>
+          <w:b/>
+          <w:bCs/>
+          <w:lang w:eastAsia="es-EC"/>
+        </w:rPr>
+      </w:pPr>
+    </w:p>
+    <w:p>
+      <w:pPr>
+        <w:pStyle w:val="Sinespaciado"/>
+        <w:spacing w:line="360" w:lineRule="auto"/>
+        <w:jc w:val="both"/>
+        <w:rPr>
+          <w:rFonts w:ascii="Arial" w:hAnsi="Arial" w:cs="Arial"/>
+          <w:b/>
+          <w:bCs/>
+          <w:lang w:eastAsia="es-EC"/>
+        </w:rPr>
+      </w:pPr>
+    </w:p>
+    <w:p>
+      <w:pPr>
+        <w:pStyle w:val="Sinespaciado"/>
+        <w:spacing w:line="360" w:lineRule="auto"/>
+        <w:jc w:val="both"/>
+        <w:rPr>
+          <w:rFonts w:ascii="Arial" w:hAnsi="Arial" w:cs="Arial"/>
+          <w:b/>
+          <w:bCs/>
+          <w:lang w:eastAsia="es-EC"/>
+        </w:rPr>
+      </w:pPr>
+    </w:p>
+    <w:p>
+      <w:pPr>
+        <w:pStyle w:val="Sinespaciado"/>
+        <w:spacing w:line="360" w:lineRule="auto"/>
+        <w:jc w:val="both"/>
+        <w:rPr>
+          <w:rFonts w:ascii="Arial" w:hAnsi="Arial" w:cs="Arial"/>
+          <w:b/>
+          <w:bCs/>
+          <w:lang w:eastAsia="es-EC"/>
+        </w:rPr>
+      </w:pPr>
+    </w:p>
+    <w:p>
+      <w:pPr>
+        <w:pStyle w:val="Sinespaciado"/>
+        <w:spacing w:line="360" w:lineRule="auto"/>
+        <w:jc w:val="both"/>
+        <w:rPr>
+          <w:rFonts w:ascii="Arial" w:hAnsi="Arial" w:cs="Arial"/>
+          <w:b/>
+          <w:bCs/>
+          <w:lang w:eastAsia="es-EC"/>
+        </w:rPr>
+      </w:pPr>
+      <w:r>
+        <w:rPr>
+          <w:rFonts w:ascii="Arial" w:hAnsi="Arial" w:cs="Arial"/>
+          <w:b/>
+          <w:bCs/>
+          <w:lang w:eastAsia="es-EC"/>
+        </w:rPr>
+        <w:lastRenderedPageBreak/>
+        <w:t>Referencias</w:t>
+      </w:r>
+    </w:p>
+    <w:p>
+      <w:pPr>
+        <w:pStyle w:val="Sinespaciado"/>
+        <w:spacing w:line="360" w:lineRule="auto"/>
+        <w:jc w:val="both"/>
+        <w:rPr>
+          <w:rFonts w:ascii="Arial" w:hAnsi="Arial" w:cs="Arial"/>
+          <w:b/>
+          <w:bCs/>
+          <w:lang w:eastAsia="es-EC"/>
+        </w:rPr>
+      </w:pPr>
+    </w:p>
+    <w:p>
+      <w:pPr>
+        <w:spacing w:line="240" w:lineRule="auto"/>
+        <w:rPr>
+          <w:rFonts w:ascii="Arial" w:eastAsia="Times New Roman" w:hAnsi="Arial" w:cs="Arial"/>
+          <w:sz w:val="24"/>
+          <w:szCs w:val="24"/>
+          <w:lang w:val="es-ES" w:eastAsia="es-ES"/>
+        </w:rPr>
+      </w:pPr>
+      <w:r>
+        <w:rPr>
+          <w:rFonts w:ascii="Arial" w:eastAsia="Times New Roman" w:hAnsi="Arial" w:cs="Arial"/>
+          <w:sz w:val="24"/>
+          <w:szCs w:val="24"/>
+          <w:lang w:val="es-ES" w:eastAsia="es-ES"/>
+        </w:rPr>
+        <w:t xml:space="preserve">Martin, R. C. (2017). </w:t>
+      </w:r>
+      <w:proofErr w:type="spellStart"/>
+      <w:r>
+        <w:rPr>
+          <w:rFonts w:ascii="Arial" w:eastAsia="Times New Roman" w:hAnsi="Arial" w:cs="Arial"/>
           <w:i/>
           <w:iCs/>
-          <w:lang w:eastAsia="es-EC"/>
-        </w:rPr>
-      </w:pPr>
-      <w:r>
-        <w:rPr>
-          <w:rFonts w:ascii="Arial" w:hAnsi="Arial" w:cs="Arial"/>
+          <w:sz w:val="24"/>
+          <w:szCs w:val="24"/>
+          <w:lang w:val="es-ES" w:eastAsia="es-ES"/>
+        </w:rPr>
+        <w:t>Clean</w:t>
+      </w:r>
+      <w:proofErr w:type="spellEnd"/>
+      <w:r>
+        <w:rPr>
+          <w:rFonts w:ascii="Arial" w:eastAsia="Times New Roman" w:hAnsi="Arial" w:cs="Arial"/>
           <w:i/>
           <w:iCs/>
-          <w:lang w:eastAsia="es-EC"/>
-        </w:rPr>
-        <w:t>(Referencias bibliográficas y/o enlaces en Internet (normas APA) que se utilizaron para realizar la práctica.)</w:t>
-      </w:r>
+          <w:sz w:val="24"/>
+          <w:szCs w:val="24"/>
+          <w:lang w:val="es-ES" w:eastAsia="es-ES"/>
+        </w:rPr>
+        <w:t xml:space="preserve"> </w:t>
+      </w:r>
+      <w:proofErr w:type="spellStart"/>
+      <w:r>
+        <w:rPr>
+          <w:rFonts w:ascii="Arial" w:eastAsia="Times New Roman" w:hAnsi="Arial" w:cs="Arial"/>
+          <w:i/>
+          <w:iCs/>
+          <w:sz w:val="24"/>
+          <w:szCs w:val="24"/>
+          <w:lang w:val="es-ES" w:eastAsia="es-ES"/>
+        </w:rPr>
+        <w:t>Architecture</w:t>
+      </w:r>
+      <w:proofErr w:type="spellEnd"/>
+      <w:r>
+        <w:rPr>
+          <w:rFonts w:ascii="Arial" w:eastAsia="Times New Roman" w:hAnsi="Arial" w:cs="Arial"/>
+          <w:i/>
+          <w:iCs/>
+          <w:sz w:val="24"/>
+          <w:szCs w:val="24"/>
+          <w:lang w:val="es-ES" w:eastAsia="es-ES"/>
+        </w:rPr>
+        <w:t xml:space="preserve">: A </w:t>
+      </w:r>
+      <w:proofErr w:type="spellStart"/>
+      <w:r>
+        <w:rPr>
+          <w:rFonts w:ascii="Arial" w:eastAsia="Times New Roman" w:hAnsi="Arial" w:cs="Arial"/>
+          <w:i/>
+          <w:iCs/>
+          <w:sz w:val="24"/>
+          <w:szCs w:val="24"/>
+          <w:lang w:val="es-ES" w:eastAsia="es-ES"/>
+        </w:rPr>
+        <w:t>Craftsman's</w:t>
+      </w:r>
+      <w:proofErr w:type="spellEnd"/>
+      <w:r>
+        <w:rPr>
+          <w:rFonts w:ascii="Arial" w:eastAsia="Times New Roman" w:hAnsi="Arial" w:cs="Arial"/>
+          <w:i/>
+          <w:iCs/>
+          <w:sz w:val="24"/>
+          <w:szCs w:val="24"/>
+          <w:lang w:val="es-ES" w:eastAsia="es-ES"/>
+        </w:rPr>
+        <w:t xml:space="preserve"> Guide </w:t>
+      </w:r>
+      <w:proofErr w:type="spellStart"/>
+      <w:r>
+        <w:rPr>
+          <w:rFonts w:ascii="Arial" w:eastAsia="Times New Roman" w:hAnsi="Arial" w:cs="Arial"/>
+          <w:i/>
+          <w:iCs/>
+          <w:sz w:val="24"/>
+          <w:szCs w:val="24"/>
+          <w:lang w:val="es-ES" w:eastAsia="es-ES"/>
+        </w:rPr>
+        <w:t>to</w:t>
+      </w:r>
+      <w:proofErr w:type="spellEnd"/>
+      <w:r>
+        <w:rPr>
+          <w:rFonts w:ascii="Arial" w:eastAsia="Times New Roman" w:hAnsi="Arial" w:cs="Arial"/>
+          <w:i/>
+          <w:iCs/>
+          <w:sz w:val="24"/>
+          <w:szCs w:val="24"/>
+          <w:lang w:val="es-ES" w:eastAsia="es-ES"/>
+        </w:rPr>
+        <w:t xml:space="preserve"> Software </w:t>
+      </w:r>
+      <w:proofErr w:type="spellStart"/>
+      <w:r>
+        <w:rPr>
+          <w:rFonts w:ascii="Arial" w:eastAsia="Times New Roman" w:hAnsi="Arial" w:cs="Arial"/>
+          <w:i/>
+          <w:iCs/>
+          <w:sz w:val="24"/>
+          <w:szCs w:val="24"/>
+          <w:lang w:val="es-ES" w:eastAsia="es-ES"/>
+        </w:rPr>
+        <w:t>Structure</w:t>
+      </w:r>
+      <w:proofErr w:type="spellEnd"/>
+      <w:r>
+        <w:rPr>
+          <w:rFonts w:ascii="Arial" w:eastAsia="Times New Roman" w:hAnsi="Arial" w:cs="Arial"/>
+          <w:i/>
+          <w:iCs/>
+          <w:sz w:val="24"/>
+          <w:szCs w:val="24"/>
+          <w:lang w:val="es-ES" w:eastAsia="es-ES"/>
+        </w:rPr>
+        <w:t xml:space="preserve"> and </w:t>
+      </w:r>
+      <w:proofErr w:type="spellStart"/>
+      <w:r>
+        <w:rPr>
+          <w:rFonts w:ascii="Arial" w:eastAsia="Times New Roman" w:hAnsi="Arial" w:cs="Arial"/>
+          <w:i/>
+          <w:iCs/>
+          <w:sz w:val="24"/>
+          <w:szCs w:val="24"/>
+          <w:lang w:val="es-ES" w:eastAsia="es-ES"/>
+        </w:rPr>
+        <w:t>Design</w:t>
+      </w:r>
+      <w:proofErr w:type="spellEnd"/>
+      <w:r>
+        <w:rPr>
+          <w:rFonts w:ascii="Arial" w:eastAsia="Times New Roman" w:hAnsi="Arial" w:cs="Arial"/>
+          <w:sz w:val="24"/>
+          <w:szCs w:val="24"/>
+          <w:lang w:val="es-ES" w:eastAsia="es-ES"/>
+        </w:rPr>
+        <w:t>. Prentice Hall.</w:t>
+      </w:r>
+    </w:p>
+    <w:p>
+      <w:pPr>
+        <w:spacing w:line="240" w:lineRule="auto"/>
+        <w:rPr>
+          <w:rFonts w:ascii="Arial" w:hAnsi="Arial" w:cs="Arial"/>
+          <w:sz w:val="24"/>
+          <w:szCs w:val="24"/>
+        </w:rPr>
+      </w:pPr>
+      <w:r>
+        <w:rPr>
+          <w:rFonts w:ascii="Arial" w:eastAsia="Times New Roman" w:hAnsi="Arial" w:cs="Arial"/>
+          <w:sz w:val="24"/>
+          <w:szCs w:val="24"/>
+          <w:lang w:val="es-ES" w:eastAsia="es-ES"/>
+        </w:rPr>
+        <w:t xml:space="preserve">Gamma, E., Helm, R., Johnson, R., y </w:t>
+      </w:r>
+      <w:proofErr w:type="spellStart"/>
+      <w:r>
+        <w:rPr>
+          <w:rFonts w:ascii="Arial" w:eastAsia="Times New Roman" w:hAnsi="Arial" w:cs="Arial"/>
+          <w:sz w:val="24"/>
+          <w:szCs w:val="24"/>
+          <w:lang w:val="es-ES" w:eastAsia="es-ES"/>
+        </w:rPr>
+        <w:t>Vlissides</w:t>
+      </w:r>
+      <w:proofErr w:type="spellEnd"/>
+      <w:r>
+        <w:rPr>
+          <w:rFonts w:ascii="Arial" w:eastAsia="Times New Roman" w:hAnsi="Arial" w:cs="Arial"/>
+          <w:sz w:val="24"/>
+          <w:szCs w:val="24"/>
+          <w:lang w:val="es-ES" w:eastAsia="es-ES"/>
+        </w:rPr>
+        <w:t>, J. (1994).</w:t>
+      </w:r>
+      <w:r>
+        <w:t xml:space="preserve"> </w:t>
+      </w:r>
+      <w:proofErr w:type="spellStart"/>
+      <w:r>
+        <w:rPr>
+          <w:rStyle w:val="nfasis"/>
+          <w:rFonts w:ascii="Arial" w:hAnsi="Arial" w:cs="Arial"/>
+          <w:sz w:val="24"/>
+          <w:szCs w:val="24"/>
+        </w:rPr>
+        <w:t>Design</w:t>
+      </w:r>
+      <w:proofErr w:type="spellEnd"/>
+      <w:r>
+        <w:rPr>
+          <w:rStyle w:val="nfasis"/>
+          <w:rFonts w:ascii="Arial" w:hAnsi="Arial" w:cs="Arial"/>
+          <w:sz w:val="24"/>
+          <w:szCs w:val="24"/>
+        </w:rPr>
+        <w:t xml:space="preserve"> </w:t>
+      </w:r>
+      <w:proofErr w:type="spellStart"/>
+      <w:r>
+        <w:rPr>
+          <w:rStyle w:val="nfasis"/>
+          <w:rFonts w:ascii="Arial" w:hAnsi="Arial" w:cs="Arial"/>
+          <w:sz w:val="24"/>
+          <w:szCs w:val="24"/>
+        </w:rPr>
+        <w:t>patterns</w:t>
+      </w:r>
+      <w:proofErr w:type="spellEnd"/>
+      <w:r>
+        <w:rPr>
+          <w:rStyle w:val="nfasis"/>
+          <w:rFonts w:ascii="Arial" w:hAnsi="Arial" w:cs="Arial"/>
+          <w:sz w:val="24"/>
+          <w:szCs w:val="24"/>
+        </w:rPr>
+        <w:t xml:space="preserve">: </w:t>
+      </w:r>
+      <w:proofErr w:type="spellStart"/>
+      <w:r>
+        <w:rPr>
+          <w:rStyle w:val="nfasis"/>
+          <w:rFonts w:ascii="Arial" w:hAnsi="Arial" w:cs="Arial"/>
+          <w:sz w:val="24"/>
+          <w:szCs w:val="24"/>
+        </w:rPr>
+        <w:t>Elements</w:t>
+      </w:r>
+      <w:proofErr w:type="spellEnd"/>
+      <w:r>
+        <w:rPr>
+          <w:rStyle w:val="nfasis"/>
+          <w:rFonts w:ascii="Arial" w:hAnsi="Arial" w:cs="Arial"/>
+          <w:sz w:val="24"/>
+          <w:szCs w:val="24"/>
+        </w:rPr>
+        <w:t xml:space="preserve"> </w:t>
+      </w:r>
+      <w:proofErr w:type="spellStart"/>
+      <w:r>
+        <w:rPr>
+          <w:rStyle w:val="nfasis"/>
+          <w:rFonts w:ascii="Arial" w:hAnsi="Arial" w:cs="Arial"/>
+          <w:sz w:val="24"/>
+          <w:szCs w:val="24"/>
+        </w:rPr>
+        <w:t>of</w:t>
+      </w:r>
+      <w:proofErr w:type="spellEnd"/>
+      <w:r>
+        <w:rPr>
+          <w:rStyle w:val="nfasis"/>
+          <w:rFonts w:ascii="Arial" w:hAnsi="Arial" w:cs="Arial"/>
+          <w:sz w:val="24"/>
+          <w:szCs w:val="24"/>
+        </w:rPr>
+        <w:t xml:space="preserve"> reusable </w:t>
+      </w:r>
+      <w:proofErr w:type="spellStart"/>
+      <w:r>
+        <w:rPr>
+          <w:rStyle w:val="nfasis"/>
+          <w:rFonts w:ascii="Arial" w:hAnsi="Arial" w:cs="Arial"/>
+          <w:sz w:val="24"/>
+          <w:szCs w:val="24"/>
+        </w:rPr>
+        <w:t>object-oriented</w:t>
+      </w:r>
+      <w:proofErr w:type="spellEnd"/>
+      <w:r>
+        <w:rPr>
+          <w:rStyle w:val="nfasis"/>
+          <w:rFonts w:ascii="Arial" w:hAnsi="Arial" w:cs="Arial"/>
+          <w:sz w:val="24"/>
+          <w:szCs w:val="24"/>
+        </w:rPr>
+        <w:t xml:space="preserve"> software</w:t>
+      </w:r>
+      <w:r>
+        <w:rPr>
+          <w:sz w:val="24"/>
+          <w:szCs w:val="24"/>
+        </w:rPr>
+        <w:t xml:space="preserve">. </w:t>
+      </w:r>
+      <w:r>
+        <w:rPr>
+          <w:rFonts w:ascii="Arial" w:hAnsi="Arial" w:cs="Arial"/>
+          <w:sz w:val="24"/>
+          <w:szCs w:val="24"/>
+        </w:rPr>
+        <w:t>Addison-Wesley.</w:t>
+      </w:r>
+    </w:p>
+    <w:p>
+      <w:pPr>
+        <w:widowControl w:val="0"/>
+        <w:pBdr>
+          <w:top w:val="nil"/>
+          <w:left w:val="nil"/>
+          <w:bottom w:val="nil"/>
+          <w:right w:val="nil"/>
+          <w:between w:val="nil"/>
+        </w:pBdr>
+        <w:spacing w:after="0" w:line="240" w:lineRule="auto"/>
+        <w:jc w:val="both"/>
+        <w:rPr>
+          <w:rFonts w:ascii="Arial" w:hAnsi="Arial" w:cs="Arial"/>
+          <w:sz w:val="24"/>
+          <w:szCs w:val="24"/>
+        </w:rPr>
+      </w:pPr>
+      <w:r>
+        <w:rPr>
+          <w:rFonts w:ascii="Arial" w:hAnsi="Arial" w:cs="Arial"/>
+          <w:sz w:val="24"/>
+          <w:szCs w:val="24"/>
+        </w:rPr>
+        <w:t xml:space="preserve">Sommerville, I. (2011). </w:t>
+      </w:r>
+      <w:r>
+        <w:rPr>
+          <w:rStyle w:val="nfasis"/>
+          <w:rFonts w:ascii="Arial" w:hAnsi="Arial" w:cs="Arial"/>
+          <w:sz w:val="24"/>
+          <w:szCs w:val="24"/>
+        </w:rPr>
+        <w:t>Ingeniería de Software</w:t>
+      </w:r>
+      <w:r>
+        <w:rPr>
+          <w:rFonts w:ascii="Arial" w:hAnsi="Arial" w:cs="Arial"/>
+          <w:sz w:val="24"/>
+          <w:szCs w:val="24"/>
+        </w:rPr>
+        <w:t xml:space="preserve"> (9na ed.). Pearson Educación.</w:t>
+      </w:r>
+    </w:p>
+    <w:p>
+      <w:pPr>
+        <w:widowControl w:val="0"/>
+        <w:pBdr>
+          <w:top w:val="nil"/>
+          <w:left w:val="nil"/>
+          <w:bottom w:val="nil"/>
+          <w:right w:val="nil"/>
+          <w:between w:val="nil"/>
+        </w:pBdr>
+        <w:spacing w:after="0" w:line="240" w:lineRule="auto"/>
+        <w:jc w:val="both"/>
+        <w:rPr>
+          <w:rFonts w:ascii="Arial" w:hAnsi="Arial" w:cs="Arial"/>
+          <w:i/>
+          <w:iCs/>
+          <w:sz w:val="24"/>
+          <w:szCs w:val="24"/>
+          <w:lang w:eastAsia="es-EC"/>
+        </w:rPr>
+      </w:pPr>
     </w:p>
     <w:sectPr>
-      <w:headerReference w:type="first" r:id="rId21"/>
+      <w:headerReference w:type="first" r:id="rId23"/>
       <w:pgSz w:w="11906" w:h="16838"/>
       <w:pgMar w:top="1417" w:right="1701" w:bottom="1417" w:left="1701" w:header="708" w:footer="708" w:gutter="0"/>
       <w:pgNumType w:start="1"/>
@@ -5167,7 +6390,7 @@
         <v:path o:extrusionok="f" gradientshapeok="t" o:connecttype="rect"/>
         <o:lock v:ext="edit" aspectratio="t"/>
       </v:shapetype>
-      <v:shape id="_x0000_i1045" type="#_x0000_t75" style="width:11.5pt;height:11.5pt" o:bullet="t">
+      <v:shape id="_x0000_i1117" type="#_x0000_t75" style="width:11.5pt;height:11.5pt" o:bullet="t">
         <v:imagedata r:id="rId1" o:title="mso3E28"/>
       </v:shape>
     </w:pict>
@@ -7866,6 +9089,119 @@
     </w:lvl>
   </w:abstractNum>
   <w:abstractNum w:abstractNumId="23" w15:restartNumberingAfterBreak="0">
+    <w:nsid w:val="57B33D45"/>
+    <w:multiLevelType w:val="hybridMultilevel"/>
+    <w:tmpl w:val="C44E9A46"/>
+    <w:lvl w:ilvl="0" w:tplc="0C0A0001">
+      <w:start w:val="1"/>
+      <w:numFmt w:val="bullet"/>
+      <w:lvlText w:val=""/>
+      <w:lvlJc w:val="left"/>
+      <w:pPr>
+        <w:ind w:left="1512" w:hanging="360"/>
+      </w:pPr>
+      <w:rPr>
+        <w:rFonts w:ascii="Symbol" w:hAnsi="Symbol" w:hint="default"/>
+      </w:rPr>
+    </w:lvl>
+    <w:lvl w:ilvl="1" w:tplc="0C0A0003" w:tentative="1">
+      <w:start w:val="1"/>
+      <w:numFmt w:val="bullet"/>
+      <w:lvlText w:val="o"/>
+      <w:lvlJc w:val="left"/>
+      <w:pPr>
+        <w:ind w:left="2232" w:hanging="360"/>
+      </w:pPr>
+      <w:rPr>
+        <w:rFonts w:ascii="Courier New" w:hAnsi="Courier New" w:cs="Courier New" w:hint="default"/>
+      </w:rPr>
+    </w:lvl>
+    <w:lvl w:ilvl="2" w:tplc="0C0A0005" w:tentative="1">
+      <w:start w:val="1"/>
+      <w:numFmt w:val="bullet"/>
+      <w:lvlText w:val=""/>
+      <w:lvlJc w:val="left"/>
+      <w:pPr>
+        <w:ind w:left="2952" w:hanging="360"/>
+      </w:pPr>
+      <w:rPr>
+        <w:rFonts w:ascii="Wingdings" w:hAnsi="Wingdings" w:hint="default"/>
+      </w:rPr>
+    </w:lvl>
+    <w:lvl w:ilvl="3" w:tplc="0C0A0001" w:tentative="1">
+      <w:start w:val="1"/>
+      <w:numFmt w:val="bullet"/>
+      <w:lvlText w:val=""/>
+      <w:lvlJc w:val="left"/>
+      <w:pPr>
+        <w:ind w:left="3672" w:hanging="360"/>
+      </w:pPr>
+      <w:rPr>
+        <w:rFonts w:ascii="Symbol" w:hAnsi="Symbol" w:hint="default"/>
+      </w:rPr>
+    </w:lvl>
+    <w:lvl w:ilvl="4" w:tplc="0C0A0003" w:tentative="1">
+      <w:start w:val="1"/>
+      <w:numFmt w:val="bullet"/>
+      <w:lvlText w:val="o"/>
+      <w:lvlJc w:val="left"/>
+      <w:pPr>
+        <w:ind w:left="4392" w:hanging="360"/>
+      </w:pPr>
+      <w:rPr>
+        <w:rFonts w:ascii="Courier New" w:hAnsi="Courier New" w:cs="Courier New" w:hint="default"/>
+      </w:rPr>
+    </w:lvl>
+    <w:lvl w:ilvl="5" w:tplc="0C0A0005" w:tentative="1">
+      <w:start w:val="1"/>
+      <w:numFmt w:val="bullet"/>
+      <w:lvlText w:val=""/>
+      <w:lvlJc w:val="left"/>
+      <w:pPr>
+        <w:ind w:left="5112" w:hanging="360"/>
+      </w:pPr>
+      <w:rPr>
+        <w:rFonts w:ascii="Wingdings" w:hAnsi="Wingdings" w:hint="default"/>
+      </w:rPr>
+    </w:lvl>
+    <w:lvl w:ilvl="6" w:tplc="0C0A0001" w:tentative="1">
+      <w:start w:val="1"/>
+      <w:numFmt w:val="bullet"/>
+      <w:lvlText w:val=""/>
+      <w:lvlJc w:val="left"/>
+      <w:pPr>
+        <w:ind w:left="5832" w:hanging="360"/>
+      </w:pPr>
+      <w:rPr>
+        <w:rFonts w:ascii="Symbol" w:hAnsi="Symbol" w:hint="default"/>
+      </w:rPr>
+    </w:lvl>
+    <w:lvl w:ilvl="7" w:tplc="0C0A0003" w:tentative="1">
+      <w:start w:val="1"/>
+      <w:numFmt w:val="bullet"/>
+      <w:lvlText w:val="o"/>
+      <w:lvlJc w:val="left"/>
+      <w:pPr>
+        <w:ind w:left="6552" w:hanging="360"/>
+      </w:pPr>
+      <w:rPr>
+        <w:rFonts w:ascii="Courier New" w:hAnsi="Courier New" w:cs="Courier New" w:hint="default"/>
+      </w:rPr>
+    </w:lvl>
+    <w:lvl w:ilvl="8" w:tplc="0C0A0005" w:tentative="1">
+      <w:start w:val="1"/>
+      <w:numFmt w:val="bullet"/>
+      <w:lvlText w:val=""/>
+      <w:lvlJc w:val="left"/>
+      <w:pPr>
+        <w:ind w:left="7272" w:hanging="360"/>
+      </w:pPr>
+      <w:rPr>
+        <w:rFonts w:ascii="Wingdings" w:hAnsi="Wingdings" w:hint="default"/>
+      </w:rPr>
+    </w:lvl>
+  </w:abstractNum>
+  <w:abstractNum w:abstractNumId="24" w15:restartNumberingAfterBreak="0">
     <w:nsid w:val="68E15795"/>
     <w:multiLevelType w:val="hybridMultilevel"/>
     <w:tmpl w:val="8FE616A0"/>
@@ -7978,7 +9314,7 @@
       </w:rPr>
     </w:lvl>
   </w:abstractNum>
-  <w:abstractNum w:abstractNumId="24" w15:restartNumberingAfterBreak="0">
+  <w:abstractNum w:abstractNumId="25" w15:restartNumberingAfterBreak="0">
     <w:nsid w:val="69984CDA"/>
     <w:multiLevelType w:val="hybridMultilevel"/>
     <w:tmpl w:val="341CA820"/>
@@ -8091,7 +9427,7 @@
       </w:rPr>
     </w:lvl>
   </w:abstractNum>
-  <w:abstractNum w:abstractNumId="25" w15:restartNumberingAfterBreak="0">
+  <w:abstractNum w:abstractNumId="26" w15:restartNumberingAfterBreak="0">
     <w:nsid w:val="6AFC07D3"/>
     <w:multiLevelType w:val="multilevel"/>
     <w:tmpl w:val="B3426C00"/>
@@ -8204,7 +9540,7 @@
       </w:rPr>
     </w:lvl>
   </w:abstractNum>
-  <w:abstractNum w:abstractNumId="26" w15:restartNumberingAfterBreak="0">
+  <w:abstractNum w:abstractNumId="27" w15:restartNumberingAfterBreak="0">
     <w:nsid w:val="6B7B1E92"/>
     <w:multiLevelType w:val="multilevel"/>
     <w:tmpl w:val="21BA233E"/>
@@ -8335,7 +9671,7 @@
       </w:rPr>
     </w:lvl>
   </w:abstractNum>
-  <w:abstractNum w:abstractNumId="27" w15:restartNumberingAfterBreak="0">
+  <w:abstractNum w:abstractNumId="28" w15:restartNumberingAfterBreak="0">
     <w:nsid w:val="6FA144D3"/>
     <w:multiLevelType w:val="multilevel"/>
     <w:tmpl w:val="98CEB7D6"/>
@@ -8456,7 +9792,7 @@
       </w:rPr>
     </w:lvl>
   </w:abstractNum>
-  <w:abstractNum w:abstractNumId="28" w15:restartNumberingAfterBreak="0">
+  <w:abstractNum w:abstractNumId="29" w15:restartNumberingAfterBreak="0">
     <w:nsid w:val="738344F2"/>
     <w:multiLevelType w:val="hybridMultilevel"/>
     <w:tmpl w:val="C4E037F2"/>
@@ -8571,7 +9907,7 @@
       </w:rPr>
     </w:lvl>
   </w:abstractNum>
-  <w:abstractNum w:abstractNumId="29" w15:restartNumberingAfterBreak="0">
+  <w:abstractNum w:abstractNumId="30" w15:restartNumberingAfterBreak="0">
     <w:nsid w:val="74B1685F"/>
     <w:multiLevelType w:val="hybridMultilevel"/>
     <w:tmpl w:val="943E89B2"/>
@@ -8684,7 +10020,7 @@
       </w:rPr>
     </w:lvl>
   </w:abstractNum>
-  <w:abstractNum w:abstractNumId="30" w15:restartNumberingAfterBreak="0">
+  <w:abstractNum w:abstractNumId="31" w15:restartNumberingAfterBreak="0">
     <w:nsid w:val="75DB1EAD"/>
     <w:multiLevelType w:val="multilevel"/>
     <w:tmpl w:val="F2B0D608"/>
@@ -8797,7 +10133,7 @@
       </w:rPr>
     </w:lvl>
   </w:abstractNum>
-  <w:abstractNum w:abstractNumId="31" w15:restartNumberingAfterBreak="0">
+  <w:abstractNum w:abstractNumId="32" w15:restartNumberingAfterBreak="0">
     <w:nsid w:val="77694BC3"/>
     <w:multiLevelType w:val="hybridMultilevel"/>
     <w:tmpl w:val="8D0A3582"/>
@@ -8910,7 +10246,7 @@
       </w:rPr>
     </w:lvl>
   </w:abstractNum>
-  <w:abstractNum w:abstractNumId="32" w15:restartNumberingAfterBreak="0">
+  <w:abstractNum w:abstractNumId="33" w15:restartNumberingAfterBreak="0">
     <w:nsid w:val="77A24742"/>
     <w:multiLevelType w:val="hybridMultilevel"/>
     <w:tmpl w:val="CCE888DC"/>
@@ -9023,7 +10359,7 @@
       </w:rPr>
     </w:lvl>
   </w:abstractNum>
-  <w:abstractNum w:abstractNumId="33" w15:restartNumberingAfterBreak="0">
+  <w:abstractNum w:abstractNumId="34" w15:restartNumberingAfterBreak="0">
     <w:nsid w:val="7CE94054"/>
     <w:multiLevelType w:val="multilevel"/>
     <w:tmpl w:val="A4D4C1F2"/>
@@ -9141,28 +10477,28 @@
     <w:abstractNumId w:val="13"/>
   </w:num>
   <w:num w:numId="2">
+    <w:abstractNumId w:val="29"/>
+  </w:num>
+  <w:num w:numId="3">
     <w:abstractNumId w:val="28"/>
   </w:num>
-  <w:num w:numId="3">
-    <w:abstractNumId w:val="27"/>
-  </w:num>
   <w:num w:numId="4">
-    <w:abstractNumId w:val="25"/>
+    <w:abstractNumId w:val="26"/>
   </w:num>
   <w:num w:numId="5">
-    <w:abstractNumId w:val="33"/>
+    <w:abstractNumId w:val="34"/>
   </w:num>
   <w:num w:numId="6">
     <w:abstractNumId w:val="19"/>
   </w:num>
   <w:num w:numId="7">
-    <w:abstractNumId w:val="26"/>
+    <w:abstractNumId w:val="27"/>
   </w:num>
   <w:num w:numId="8">
-    <w:abstractNumId w:val="30"/>
+    <w:abstractNumId w:val="31"/>
   </w:num>
   <w:num w:numId="9">
-    <w:abstractNumId w:val="31"/>
+    <w:abstractNumId w:val="32"/>
   </w:num>
   <w:num w:numId="10">
     <w:abstractNumId w:val="1"/>
@@ -9183,10 +10519,10 @@
     <w:abstractNumId w:val="0"/>
   </w:num>
   <w:num w:numId="16">
-    <w:abstractNumId w:val="29"/>
+    <w:abstractNumId w:val="30"/>
   </w:num>
   <w:num w:numId="17">
-    <w:abstractNumId w:val="23"/>
+    <w:abstractNumId w:val="24"/>
   </w:num>
   <w:num w:numId="18">
     <w:abstractNumId w:val="2"/>
@@ -9228,16 +10564,19 @@
     <w:abstractNumId w:val="11"/>
   </w:num>
   <w:num w:numId="31">
-    <w:abstractNumId w:val="32"/>
+    <w:abstractNumId w:val="33"/>
   </w:num>
   <w:num w:numId="32">
-    <w:abstractNumId w:val="24"/>
+    <w:abstractNumId w:val="25"/>
   </w:num>
   <w:num w:numId="33">
     <w:abstractNumId w:val="5"/>
   </w:num>
   <w:num w:numId="34">
     <w:abstractNumId w:val="9"/>
+  </w:num>
+  <w:num w:numId="35">
+    <w:abstractNumId w:val="23"/>
   </w:num>
 </w:numbering>
 </file>
@@ -10242,6 +11581,18 @@
       <w:szCs w:val="20"/>
     </w:rPr>
   </w:style>
+  <w:style w:type="character" w:styleId="Mencinsinresolver">
+    <w:name w:val="Unresolved Mention"/>
+    <w:basedOn w:val="Fuentedeprrafopredeter"/>
+    <w:uiPriority w:val="99"/>
+    <w:semiHidden/>
+    <w:unhideWhenUsed/>
+    <w:rsid w:val="00D0798B"/>
+    <w:rPr>
+      <w:color w:val="605E5C"/>
+      <w:shd w:val="clear" w:color="auto" w:fill="E1DFDD"/>
+    </w:rPr>
+  </w:style>
 </w:styles>
 </file>
 

--- a/MAURO_POMAGUALLI_ACTIVIDAD1.docx
+++ b/MAURO_POMAGUALLI_ACTIVIDAD1.docx
@@ -3731,14 +3731,7 @@
           <w:rFonts w:ascii="Arial" w:hAnsi="Arial" w:cs="Arial"/>
           <w:lang w:eastAsia="es-EC"/>
         </w:rPr>
-        <w:t xml:space="preserve">Definir </w:t>
-      </w:r>
-      <w:r>
-        <w:rPr>
-          <w:rFonts w:ascii="Arial" w:hAnsi="Arial" w:cs="Arial"/>
-          <w:lang w:eastAsia="es-EC"/>
-        </w:rPr>
-        <w:t xml:space="preserve">una dependencia de uno a muchos entre objetos, de modo que cuando un objeto principal cambie su estado, todos sus dependientes sean notificados y actualizados de manera automática. En el sistema de </w:t>
+        <w:t xml:space="preserve">Definir una dependencia de uno a muchos entre objetos, de modo que cuando un objeto principal cambie su estado, todos sus dependientes sean notificados y actualizados de manera automática. En el sistema de </w:t>
       </w:r>
       <w:proofErr w:type="spellStart"/>
       <w:r>
@@ -4735,6 +4728,7 @@
           <w:rFonts w:ascii="Arial" w:eastAsiaTheme="majorEastAsia" w:hAnsi="Arial" w:cs="Arial"/>
           <w:b/>
           <w:bCs/>
+          <w:noProof/>
           <w:color w:val="2F5496" w:themeColor="accent1" w:themeShade="BF"/>
           <w:lang w:eastAsia="es-EC"/>
         </w:rPr>
@@ -5101,14 +5095,18 @@
           <w:rFonts w:ascii="Arial" w:hAnsi="Arial" w:cs="Arial"/>
           <w:b/>
           <w:bCs/>
-          <w:lang w:eastAsia="es-EC"/>
-        </w:rPr>
-      </w:pPr>
-      <w:r>
-        <w:rPr>
-          <w:rFonts w:ascii="Arial" w:hAnsi="Arial" w:cs="Arial"/>
-          <w:b/>
-          <w:bCs/>
+          <w:sz w:val="24"/>
+          <w:szCs w:val="24"/>
+          <w:lang w:eastAsia="es-EC"/>
+        </w:rPr>
+      </w:pPr>
+      <w:r>
+        <w:rPr>
+          <w:rFonts w:ascii="Arial" w:hAnsi="Arial" w:cs="Arial"/>
+          <w:b/>
+          <w:bCs/>
+          <w:sz w:val="24"/>
+          <w:szCs w:val="24"/>
           <w:lang w:eastAsia="es-EC"/>
         </w:rPr>
         <w:lastRenderedPageBreak/>
@@ -6390,7 +6388,7 @@
         <v:path o:extrusionok="f" gradientshapeok="t" o:connecttype="rect"/>
         <o:lock v:ext="edit" aspectratio="t"/>
       </v:shapetype>
-      <v:shape id="_x0000_i1117" type="#_x0000_t75" style="width:11.5pt;height:11.5pt" o:bullet="t">
+      <v:shape id="_x0000_i1131" type="#_x0000_t75" style="width:11.5pt;height:11.5pt" o:bullet="t">
         <v:imagedata r:id="rId1" o:title="mso3E28"/>
       </v:shape>
     </w:pict>
